--- a/Baseline/Efraim Taranto - Resume.docx
+++ b/Baseline/Efraim Taranto - Resume.docx
@@ -29,6 +29,7 @@
     </w:p>
     <w:p>
       <w:pPr>
+        <w:spacing w:after="0"/>
         <w:rPr>
           <w:sz w:val="20"/>
           <w:szCs w:val="20"/>
@@ -91,12 +92,26 @@
     <w:p>
       <w:pPr>
         <w:pStyle w:val="Heading1"/>
+        <w:spacing w:before="0" w:after="0" w:line="168" w:lineRule="auto"/>
+        <w:rPr>
+          <w:sz w:val="24"/>
+          <w:szCs w:val="24"/>
+        </w:rPr>
+      </w:pPr>
+    </w:p>
+    <w:p>
+      <w:pPr>
+        <w:pStyle w:val="Heading1"/>
+        <w:spacing w:before="0" w:after="0"/>
       </w:pPr>
       <w:r>
         <w:t>Executive Profile</w:t>
       </w:r>
     </w:p>
     <w:p>
+      <w:pPr>
+        <w:spacing w:after="0"/>
+      </w:pPr>
       <w:r>
         <w:t>T</w:t>
       </w:r>
@@ -158,6 +173,17 @@
     <w:p>
       <w:pPr>
         <w:pStyle w:val="Heading1"/>
+        <w:spacing w:before="0" w:after="0" w:line="168" w:lineRule="auto"/>
+        <w:rPr>
+          <w:sz w:val="24"/>
+          <w:szCs w:val="24"/>
+        </w:rPr>
+      </w:pPr>
+    </w:p>
+    <w:p>
+      <w:pPr>
+        <w:pStyle w:val="Heading1"/>
+        <w:spacing w:before="0" w:after="0"/>
       </w:pPr>
       <w:r>
         <w:t>Core Capabilities</w:t>
@@ -249,6 +275,7 @@
     <w:p>
       <w:pPr>
         <w:pStyle w:val="ListParagraph"/>
+        <w:spacing w:after="0"/>
       </w:pPr>
       <w:r>
         <w:rPr>
@@ -264,6 +291,17 @@
     <w:p>
       <w:pPr>
         <w:pStyle w:val="Heading1"/>
+        <w:spacing w:before="0" w:after="0" w:line="168" w:lineRule="auto"/>
+        <w:rPr>
+          <w:sz w:val="24"/>
+          <w:szCs w:val="24"/>
+        </w:rPr>
+      </w:pPr>
+    </w:p>
+    <w:p>
+      <w:pPr>
+        <w:pStyle w:val="Heading1"/>
+        <w:spacing w:before="0" w:after="0"/>
         <w:rPr>
           <w:lang w:eastAsia="en-AU"/>
         </w:rPr>
@@ -346,6 +384,7 @@
     <w:p>
       <w:pPr>
         <w:pStyle w:val="ListParagraph"/>
+        <w:spacing w:after="0"/>
       </w:pPr>
       <w:r>
         <w:t>Consolidated program management reporting across multiple project platforms, reducing weekly reporting effort from approximately eight hours per project manager to a consolidated saving of around 60 project management hours per week.</w:t>
@@ -354,6 +393,17 @@
     <w:p>
       <w:pPr>
         <w:pStyle w:val="Heading1"/>
+        <w:spacing w:before="0" w:after="0" w:line="168" w:lineRule="auto"/>
+        <w:rPr>
+          <w:sz w:val="24"/>
+          <w:szCs w:val="24"/>
+        </w:rPr>
+      </w:pPr>
+    </w:p>
+    <w:p>
+      <w:pPr>
+        <w:pStyle w:val="Heading1"/>
+        <w:spacing w:before="0" w:after="0"/>
       </w:pPr>
       <w:r>
         <w:t>Professional Experience</w:t>
@@ -362,6 +412,7 @@
     <w:p>
       <w:pPr>
         <w:pStyle w:val="Heading2"/>
+        <w:spacing w:before="0" w:after="0"/>
       </w:pPr>
       <w:r>
         <w:t>Release Manager &amp; Technical Lead</w:t>
@@ -374,6 +425,9 @@
       </w:r>
     </w:p>
     <w:p>
+      <w:pPr>
+        <w:spacing w:after="0"/>
+      </w:pPr>
       <w:r>
         <w:t>Melbourne</w:t>
       </w:r>
@@ -400,6 +454,7 @@
           <w:ilvl w:val="0"/>
           <w:numId w:val="2"/>
         </w:numPr>
+        <w:spacing w:after="0"/>
       </w:pPr>
       <w:r>
         <w:t xml:space="preserve">Established </w:t>
@@ -495,6 +550,7 @@
           <w:ilvl w:val="0"/>
           <w:numId w:val="2"/>
         </w:numPr>
+        <w:spacing w:after="0"/>
       </w:pPr>
       <w:r>
         <w:t>Led hands-on optimi</w:t>
@@ -513,9 +569,9 @@
           <w:ilvl w:val="0"/>
           <w:numId w:val="2"/>
         </w:numPr>
-      </w:pPr>
-      <w:r>
-        <w:lastRenderedPageBreak/>
+        <w:spacing w:after="0"/>
+      </w:pPr>
+      <w:r>
         <w:t xml:space="preserve">Delivered the </w:t>
       </w:r>
       <w:r>
@@ -586,8 +642,10 @@
           <w:ilvl w:val="0"/>
           <w:numId w:val="2"/>
         </w:numPr>
-      </w:pPr>
-      <w:r>
+        <w:spacing w:after="0"/>
+      </w:pPr>
+      <w:r>
+        <w:lastRenderedPageBreak/>
         <w:t>Delivered the solution architecture for the Business LPG</w:t>
       </w:r>
       <w:r>
@@ -648,6 +706,7 @@
           <w:ilvl w:val="0"/>
           <w:numId w:val="2"/>
         </w:numPr>
+        <w:spacing w:after="0"/>
       </w:pPr>
       <w:r>
         <w:t xml:space="preserve">Provided hands-on </w:t>
@@ -679,7 +738,109 @@
     </w:p>
     <w:p>
       <w:pPr>
+        <w:pStyle w:val="ListParagraph"/>
+        <w:numPr>
+          <w:ilvl w:val="0"/>
+          <w:numId w:val="2"/>
+        </w:numPr>
+        <w:spacing w:after="0"/>
+      </w:pPr>
+      <w:r>
+        <w:t xml:space="preserve">Designed and </w:t>
+      </w:r>
+      <w:r>
+        <w:t>implemented</w:t>
+      </w:r>
+      <w:r>
+        <w:t xml:space="preserve"> a Power Apps solution</w:t>
+      </w:r>
+      <w:r>
+        <w:t>, supported by</w:t>
+      </w:r>
+      <w:r>
+        <w:t xml:space="preserve"> SharePoint Lists</w:t>
+      </w:r>
+      <w:r>
+        <w:t>,</w:t>
+      </w:r>
+      <w:r>
+        <w:t xml:space="preserve"> to replace </w:t>
+      </w:r>
+      <w:r>
+        <w:t xml:space="preserve">the </w:t>
+      </w:r>
+      <w:r>
+        <w:t>E</w:t>
+      </w:r>
+      <w:r>
+        <w:t>mail</w:t>
+      </w:r>
+      <w:r>
+        <w:t>/</w:t>
+      </w:r>
+      <w:r>
+        <w:t>Excel</w:t>
+      </w:r>
+      <w:r>
+        <w:t xml:space="preserve"> </w:t>
+      </w:r>
+      <w:r>
+        <w:t xml:space="preserve">based PPE procurement </w:t>
+      </w:r>
+      <w:r>
+        <w:t xml:space="preserve">process </w:t>
+      </w:r>
+      <w:r>
+        <w:t xml:space="preserve">for field operators. The </w:t>
+      </w:r>
+      <w:r>
+        <w:t>centralised</w:t>
+      </w:r>
+      <w:r>
+        <w:t xml:space="preserve"> workflow </w:t>
+      </w:r>
+      <w:r>
+        <w:t>streamlined</w:t>
+      </w:r>
+      <w:r>
+        <w:t xml:space="preserve"> order submission and approval</w:t>
+      </w:r>
+      <w:r>
+        <w:t xml:space="preserve">, </w:t>
+      </w:r>
+      <w:r>
+        <w:t>reduced</w:t>
+      </w:r>
+      <w:r>
+        <w:t xml:space="preserve"> administrative </w:t>
+      </w:r>
+      <w:r>
+        <w:t>burden</w:t>
+      </w:r>
+      <w:r>
+        <w:t xml:space="preserve">, and </w:t>
+      </w:r>
+      <w:r>
+        <w:t xml:space="preserve">accelerated </w:t>
+      </w:r>
+      <w:r>
+        <w:t>procurement processing.</w:t>
+      </w:r>
+    </w:p>
+    <w:p>
+      <w:pPr>
+        <w:pStyle w:val="Heading1"/>
+        <w:spacing w:before="0" w:after="0" w:line="168" w:lineRule="auto"/>
+        <w:rPr>
+          <w:sz w:val="24"/>
+          <w:szCs w:val="24"/>
+        </w:rPr>
+      </w:pPr>
+    </w:p>
+    <w:p>
+      <w:pPr>
         <w:pStyle w:val="Heading2"/>
+        <w:spacing w:before="0" w:after="0"/>
         <w:rPr>
           <w:lang w:eastAsia="en-AU"/>
         </w:rPr>
@@ -699,6 +860,7 @@
     </w:p>
     <w:p>
       <w:pPr>
+        <w:spacing w:after="0"/>
         <w:rPr>
           <w:lang w:eastAsia="en-AU"/>
         </w:rPr>
@@ -726,6 +888,7 @@
           <w:ilvl w:val="0"/>
           <w:numId w:val="3"/>
         </w:numPr>
+        <w:spacing w:after="0"/>
       </w:pPr>
       <w:r>
         <w:t xml:space="preserve">Established </w:t>
@@ -809,6 +972,7 @@
           <w:ilvl w:val="0"/>
           <w:numId w:val="3"/>
         </w:numPr>
+        <w:spacing w:after="0"/>
       </w:pPr>
       <w:r>
         <w:t>Led phase 1 of the BYOD project</w:t>
@@ -863,6 +1027,7 @@
           <w:ilvl w:val="0"/>
           <w:numId w:val="3"/>
         </w:numPr>
+        <w:spacing w:after="0"/>
       </w:pPr>
       <w:r>
         <w:t xml:space="preserve">Acted as Solution Architect to define the full integration of the BYOD project with the B2B </w:t>
@@ -893,6 +1058,7 @@
           <w:ilvl w:val="0"/>
           <w:numId w:val="3"/>
         </w:numPr>
+        <w:spacing w:after="0"/>
       </w:pPr>
       <w:r>
         <w:t>Supported the design and development of the first B2B integration between Salesforce Sales Cloud and an external customer procurement system</w:t>
@@ -918,7 +1084,18 @@
     </w:p>
     <w:p>
       <w:pPr>
+        <w:pStyle w:val="Heading1"/>
+        <w:spacing w:before="0" w:after="0" w:line="168" w:lineRule="auto"/>
+        <w:rPr>
+          <w:sz w:val="24"/>
+          <w:szCs w:val="24"/>
+        </w:rPr>
+      </w:pPr>
+    </w:p>
+    <w:p>
+      <w:pPr>
         <w:pStyle w:val="Heading2"/>
+        <w:spacing w:before="0" w:after="0"/>
         <w:rPr>
           <w:lang w:eastAsia="en-AU"/>
         </w:rPr>
@@ -938,6 +1115,7 @@
     </w:p>
     <w:p>
       <w:pPr>
+        <w:spacing w:after="0"/>
         <w:rPr>
           <w:lang w:eastAsia="en-AU"/>
         </w:rPr>
@@ -980,6 +1158,7 @@
           <w:ilvl w:val="0"/>
           <w:numId w:val="5"/>
         </w:numPr>
+        <w:spacing w:after="0"/>
       </w:pPr>
       <w:r>
         <w:t xml:space="preserve">Defined and implemented </w:t>
@@ -1077,6 +1256,7 @@
           <w:ilvl w:val="0"/>
           <w:numId w:val="5"/>
         </w:numPr>
+        <w:spacing w:after="0"/>
       </w:pPr>
       <w:r>
         <w:t xml:space="preserve">Using the defined testing framework, engineered an enterprise test reporting mechanism by customising HP Quality </w:t>
@@ -1105,6 +1285,7 @@
           <w:ilvl w:val="0"/>
           <w:numId w:val="5"/>
         </w:numPr>
+        <w:spacing w:after="0"/>
       </w:pPr>
       <w:r>
         <w:t>Coordinated testing cycles, including engagement with business users during user acceptance testing</w:t>
@@ -1158,6 +1339,7 @@
           <w:ilvl w:val="0"/>
           <w:numId w:val="5"/>
         </w:numPr>
+        <w:spacing w:after="0"/>
       </w:pPr>
       <w:r>
         <w:t xml:space="preserve">Built automated reporting tools that consolidated data from Microsoft Project, Microsoft Excel, HP Quality </w:t>
@@ -1185,7 +1367,18 @@
     </w:p>
     <w:p>
       <w:pPr>
+        <w:pStyle w:val="Heading1"/>
+        <w:spacing w:before="0" w:after="0" w:line="168" w:lineRule="auto"/>
+        <w:rPr>
+          <w:sz w:val="24"/>
+          <w:szCs w:val="24"/>
+        </w:rPr>
+      </w:pPr>
+    </w:p>
+    <w:p>
+      <w:pPr>
         <w:pStyle w:val="Heading2"/>
+        <w:spacing w:before="0" w:after="0"/>
         <w:rPr>
           <w:lang w:eastAsia="en-AU"/>
         </w:rPr>
@@ -1196,6 +1389,7 @@
     </w:p>
     <w:p>
       <w:pPr>
+        <w:spacing w:after="0"/>
         <w:rPr>
           <w:lang w:eastAsia="en-AU"/>
         </w:rPr>
@@ -1226,6 +1420,7 @@
           <w:ilvl w:val="0"/>
           <w:numId w:val="5"/>
         </w:numPr>
+        <w:spacing w:after="0"/>
       </w:pPr>
       <w:r>
         <w:t xml:space="preserve">Delivered senior technical consulting for Revolution IT/Wipro, customising HP Quality </w:t>
@@ -1254,6 +1449,7 @@
           <w:ilvl w:val="0"/>
           <w:numId w:val="5"/>
         </w:numPr>
+        <w:spacing w:after="0"/>
       </w:pPr>
       <w:r>
         <w:lastRenderedPageBreak/>
@@ -1267,6 +1463,7 @@
           <w:ilvl w:val="0"/>
           <w:numId w:val="5"/>
         </w:numPr>
+        <w:spacing w:after="0"/>
       </w:pPr>
       <w:r>
         <w:t xml:space="preserve">Led technical and functional consulting for </w:t>
@@ -1311,6 +1508,7 @@
           <w:ilvl w:val="0"/>
           <w:numId w:val="5"/>
         </w:numPr>
+        <w:spacing w:after="0"/>
       </w:pPr>
       <w:r>
         <w:t>Implemented Cognos BI and ETL solutions and delivered technical training across PeopleSoft and Cognos toolsets, strengthening reporting, integration, and internal technical capability.</w:t>
@@ -1323,6 +1521,7 @@
           <w:ilvl w:val="0"/>
           <w:numId w:val="5"/>
         </w:numPr>
+        <w:spacing w:after="0"/>
       </w:pPr>
       <w:r>
         <w:t>Built freelance software and database solutions using COBOL, PowerBuilder, Visual Basic, Gupta SQL Windows, Microsoft SQL Server, and Informix.</w:t>
@@ -1335,36 +1534,25 @@
           <w:ilvl w:val="0"/>
           <w:numId w:val="5"/>
         </w:numPr>
+        <w:spacing w:after="0"/>
       </w:pPr>
       <w:r>
         <w:t>Designed and developed a custom</w:t>
       </w:r>
       <w:r>
-        <w:t xml:space="preserve"> employee a</w:t>
-      </w:r>
-      <w:r>
-        <w:t xml:space="preserve">nd payroll </w:t>
-      </w:r>
-      <w:r>
-        <w:t>application for a small company in Venezuela</w:t>
+        <w:t xml:space="preserve"> employee and payroll application for a small company in Venezuela</w:t>
       </w:r>
       <w:r>
         <w:t>, enabling the business</w:t>
       </w:r>
       <w:r>
-        <w:t xml:space="preserve"> to </w:t>
-      </w:r>
-      <w:r>
-        <w:t xml:space="preserve">administer </w:t>
+        <w:t xml:space="preserve"> to administer </w:t>
       </w:r>
       <w:r>
         <w:t>employee records, calculate</w:t>
       </w:r>
       <w:r>
-        <w:t xml:space="preserve"> </w:t>
-      </w:r>
-      <w:r>
-        <w:t xml:space="preserve">weekly </w:t>
+        <w:t xml:space="preserve"> weekly </w:t>
       </w:r>
       <w:r>
         <w:t xml:space="preserve">payroll, manage </w:t>
@@ -1376,19 +1564,13 @@
         <w:t>-</w:t>
       </w:r>
       <w:r>
-        <w:t>c</w:t>
-      </w:r>
-      <w:r>
-        <w:t>ycle</w:t>
+        <w:t>cycle</w:t>
       </w:r>
       <w:r>
         <w:t xml:space="preserve"> inputs, and produce controlled payment outputs. The solution replaced</w:t>
       </w:r>
       <w:r>
-        <w:t xml:space="preserve"> manual </w:t>
-      </w:r>
-      <w:r>
-        <w:t>paper calculation</w:t>
+        <w:t xml:space="preserve"> manual paper calculation</w:t>
       </w:r>
       <w:r>
         <w:t xml:space="preserve"> and </w:t>
@@ -1409,6 +1591,17 @@
     <w:p>
       <w:pPr>
         <w:pStyle w:val="Heading1"/>
+        <w:spacing w:before="0" w:after="0" w:line="168" w:lineRule="auto"/>
+        <w:rPr>
+          <w:sz w:val="24"/>
+          <w:szCs w:val="24"/>
+        </w:rPr>
+      </w:pPr>
+    </w:p>
+    <w:p>
+      <w:pPr>
+        <w:pStyle w:val="Heading1"/>
+        <w:spacing w:before="0" w:after="0"/>
       </w:pPr>
       <w:r>
         <w:t xml:space="preserve">Community &amp; </w:t>
@@ -1420,6 +1613,7 @@
     <w:p>
       <w:pPr>
         <w:pStyle w:val="Heading2"/>
+        <w:spacing w:before="0" w:after="0"/>
       </w:pPr>
       <w:r>
         <w:t>Salesforce Architect, Developer &amp; Administrator</w:t>
@@ -1438,6 +1632,7 @@
           <w:ilvl w:val="0"/>
           <w:numId w:val="6"/>
         </w:numPr>
+        <w:spacing w:after="0"/>
       </w:pPr>
       <w:r>
         <w:t>Designed</w:t>
@@ -1452,15 +1647,7 @@
         <w:t>, and administered</w:t>
       </w:r>
       <w:r>
-        <w:t xml:space="preserve"> Salesforce NPSP, Sales Cloud, and Service Cloud solutions for community organisations including </w:t>
-      </w:r>
-      <w:proofErr w:type="spellStart"/>
-      <w:r>
-        <w:t>CCare</w:t>
-      </w:r>
-      <w:proofErr w:type="spellEnd"/>
-      <w:r>
-        <w:t xml:space="preserve">, Maccabi Victoria, NCJWA, Souper Kitchen, Beit Raphael, FOJAM, and the John Monash Foundation, tailoring each </w:t>
+        <w:t xml:space="preserve"> Salesforce NPSP, Sales Cloud, and Service Cloud solutions for community organisations including CCare, Maccabi Victoria, NCJWA, Souper Kitchen, Beit Raphael, FOJAM, and the John Monash Foundation, tailoring each </w:t>
       </w:r>
       <w:r>
         <w:t>implementation</w:t>
@@ -1482,17 +1669,10 @@
           <w:ilvl w:val="0"/>
           <w:numId w:val="6"/>
         </w:numPr>
-      </w:pPr>
-      <w:r>
-        <w:t xml:space="preserve">Built a Salesforce application for </w:t>
-      </w:r>
-      <w:proofErr w:type="spellStart"/>
-      <w:r>
-        <w:t>CCare</w:t>
-      </w:r>
-      <w:proofErr w:type="spellEnd"/>
-      <w:r>
-        <w:t xml:space="preserve"> that used recipient, household, and location data to calculate food parcel allocations and assign deliveries to volunteers for distribution.</w:t>
+        <w:spacing w:after="0"/>
+      </w:pPr>
+      <w:r>
+        <w:t>Built a Salesforce application for CCare that used recipient, household, and location data to calculate food parcel allocations and assign deliveries to volunteers for distribution.</w:t>
       </w:r>
     </w:p>
     <w:p>
@@ -1502,6 +1682,7 @@
           <w:ilvl w:val="0"/>
           <w:numId w:val="6"/>
         </w:numPr>
+        <w:spacing w:after="0"/>
       </w:pPr>
       <w:r>
         <w:t>Developed an Omni-Channel</w:t>
@@ -1553,6 +1734,7 @@
           <w:ilvl w:val="0"/>
           <w:numId w:val="6"/>
         </w:numPr>
+        <w:spacing w:after="0"/>
       </w:pPr>
       <w:r>
         <w:t xml:space="preserve">Coached and mentored </w:t>
@@ -1578,8 +1760,18 @@
     </w:p>
     <w:p>
       <w:pPr>
+        <w:pStyle w:val="Heading1"/>
+        <w:spacing w:before="0" w:after="0" w:line="168" w:lineRule="auto"/>
+        <w:rPr>
+          <w:sz w:val="24"/>
+          <w:szCs w:val="24"/>
+        </w:rPr>
+      </w:pPr>
+    </w:p>
+    <w:p>
+      <w:pPr>
         <w:pStyle w:val="Heading2"/>
-        <w:spacing w:before="360" w:after="80"/>
+        <w:spacing w:before="0" w:after="0"/>
         <w:rPr>
           <w:rFonts w:cstheme="minorBidi"/>
         </w:rPr>
@@ -1594,6 +1786,7 @@
     <w:p>
       <w:pPr>
         <w:pStyle w:val="Heading2"/>
+        <w:spacing w:before="0" w:after="0"/>
       </w:pPr>
       <w:r>
         <w:t>.NET Architect &amp; Full-Stack Developer (Oct 2015 – May 2016)</w:t>
@@ -1606,6 +1799,7 @@
           <w:ilvl w:val="0"/>
           <w:numId w:val="7"/>
         </w:numPr>
+        <w:spacing w:after="0"/>
       </w:pPr>
       <w:r>
         <w:t xml:space="preserve">Architected and developed a full-stack </w:t>
@@ -1624,6 +1818,7 @@
           <w:ilvl w:val="0"/>
           <w:numId w:val="7"/>
         </w:numPr>
+        <w:spacing w:after="0"/>
       </w:pPr>
       <w:r>
         <w:t xml:space="preserve">Built COM APIs to </w:t>
@@ -1659,6 +1854,17 @@
     <w:p>
       <w:pPr>
         <w:pStyle w:val="Heading1"/>
+        <w:spacing w:before="0" w:after="0" w:line="168" w:lineRule="auto"/>
+        <w:rPr>
+          <w:sz w:val="24"/>
+          <w:szCs w:val="24"/>
+        </w:rPr>
+      </w:pPr>
+    </w:p>
+    <w:p>
+      <w:pPr>
+        <w:pStyle w:val="Heading1"/>
+        <w:spacing w:before="0" w:after="0"/>
       </w:pPr>
       <w:r>
         <w:t>Education &amp; Professional Development</w:t>
@@ -1671,8 +1877,9 @@
           <w:ilvl w:val="0"/>
           <w:numId w:val="4"/>
         </w:numPr>
-      </w:pPr>
-      <w:proofErr w:type="gramStart"/>
+        <w:spacing w:after="0"/>
+        <w:ind w:left="360"/>
+      </w:pPr>
       <w:r>
         <w:t xml:space="preserve">Bachelor’s degree in </w:t>
       </w:r>
@@ -1688,22 +1895,34 @@
       <w:r>
         <w:t>ngineering</w:t>
       </w:r>
-      <w:proofErr w:type="gramEnd"/>
-    </w:p>
-    <w:p>
-      <w:pPr>
-        <w:ind w:left="360"/>
-      </w:pPr>
-      <w:r>
+      <w:r>
+        <w:t xml:space="preserve"> | </w:t>
+      </w:r>
+      <w:r>
+        <w:rPr>
+          <w:b/>
+          <w:bCs/>
+        </w:rPr>
         <w:t xml:space="preserve">Universidad </w:t>
       </w:r>
       <w:proofErr w:type="spellStart"/>
       <w:r>
+        <w:rPr>
+          <w:b/>
+          <w:bCs/>
+        </w:rPr>
         <w:t>Metropolitana</w:t>
       </w:r>
       <w:proofErr w:type="spellEnd"/>
       <w:r>
-        <w:t>, Venezuela | 1990–1995</w:t>
+        <w:rPr>
+          <w:b/>
+          <w:bCs/>
+        </w:rPr>
+        <w:t>, Venezuela</w:t>
+      </w:r>
+      <w:r>
+        <w:t xml:space="preserve"> | 1990–1995</w:t>
       </w:r>
     </w:p>
     <w:p>
@@ -1713,28 +1932,40 @@
           <w:ilvl w:val="0"/>
           <w:numId w:val="4"/>
         </w:numPr>
-      </w:pPr>
-      <w:r>
-        <w:t xml:space="preserve">Postgraduate </w:t>
-      </w:r>
-      <w:r>
-        <w:t xml:space="preserve">qualification </w:t>
-      </w:r>
-      <w:r>
-        <w:t>in Business Administration</w:t>
-      </w:r>
-    </w:p>
-    <w:p>
-      <w:pPr>
+        <w:spacing w:after="0"/>
         <w:ind w:left="360"/>
       </w:pPr>
       <w:r>
-        <w:t>Universidad Católica, Uruguay | 1996–1997</w:t>
+        <w:t>Postgraduate in Business Administration</w:t>
+      </w:r>
+      <w:r>
+        <w:t xml:space="preserve"> | </w:t>
+      </w:r>
+      <w:r>
+        <w:rPr>
+          <w:b/>
+          <w:bCs/>
+        </w:rPr>
+        <w:t>Universidad Católica, Uruguay</w:t>
+      </w:r>
+      <w:r>
+        <w:t xml:space="preserve"> | 1996–1997</w:t>
       </w:r>
     </w:p>
     <w:p>
       <w:pPr>
         <w:pStyle w:val="Heading1"/>
+        <w:spacing w:before="0" w:after="0" w:line="168" w:lineRule="auto"/>
+        <w:rPr>
+          <w:sz w:val="24"/>
+          <w:szCs w:val="24"/>
+        </w:rPr>
+      </w:pPr>
+    </w:p>
+    <w:p>
+      <w:pPr>
+        <w:pStyle w:val="Heading1"/>
+        <w:spacing w:before="0" w:after="0"/>
         <w:rPr>
           <w:lang w:eastAsia="en-AU"/>
         </w:rPr>
@@ -1753,6 +1984,7 @@
           <w:ilvl w:val="0"/>
           <w:numId w:val="4"/>
         </w:numPr>
+        <w:spacing w:after="0"/>
       </w:pPr>
       <w:r>
         <w:t xml:space="preserve">Bilingual </w:t>
@@ -1780,6 +2012,7 @@
           <w:ilvl w:val="0"/>
           <w:numId w:val="4"/>
         </w:numPr>
+        <w:spacing w:after="0"/>
         <w:rPr>
           <w:lang w:eastAsia="en-AU"/>
         </w:rPr>
@@ -1798,6 +2031,7 @@
           <w:ilvl w:val="0"/>
           <w:numId w:val="4"/>
         </w:numPr>
+        <w:spacing w:after="0"/>
         <w:rPr>
           <w:lang w:eastAsia="en-AU"/>
         </w:rPr>
@@ -1816,6 +2050,7 @@
           <w:ilvl w:val="0"/>
           <w:numId w:val="4"/>
         </w:numPr>
+        <w:spacing w:after="0"/>
         <w:rPr>
           <w:lang w:eastAsia="en-AU"/>
         </w:rPr>
@@ -1834,6 +2069,7 @@
           <w:ilvl w:val="0"/>
           <w:numId w:val="4"/>
         </w:numPr>
+        <w:spacing w:after="0"/>
       </w:pPr>
       <w:r>
         <w:rPr>
@@ -1855,6 +2091,155 @@
 <file path=word/numbering.xml><?xml version="1.0" encoding="utf-8"?>
 <w:numbering xmlns:wpc="http://schemas.microsoft.com/office/word/2010/wordprocessingCanvas" xmlns:cx="http://schemas.microsoft.com/office/drawing/2014/chartex" xmlns:cx1="http://schemas.microsoft.com/office/drawing/2015/9/8/chartex" xmlns:cx2="http://schemas.microsoft.com/office/drawing/2015/10/21/chartex" xmlns:cx3="http://schemas.microsoft.com/office/drawing/2016/5/9/chartex" xmlns:cx4="http://schemas.microsoft.com/office/drawing/2016/5/10/chartex" xmlns:cx5="http://schemas.microsoft.com/office/drawing/2016/5/11/chartex" xmlns:cx6="http://schemas.microsoft.com/office/drawing/2016/5/12/chartex" xmlns:cx7="http://schemas.microsoft.com/office/drawing/2016/5/13/chartex" xmlns:cx8="http://schemas.microsoft.com/office/drawing/2016/5/14/chartex" xmlns:mc="http://schemas.openxmlformats.org/markup-compatibility/2006" xmlns:aink="http://schemas.microsoft.com/office/drawing/2016/ink" xmlns:am3d="http://schemas.microsoft.com/office/drawing/2017/model3d" xmlns:o="urn:schemas-microsoft-com:office:office" xmlns:oel="http://schemas.microsoft.com/office/2019/extlst" xmlns:r="http://schemas.openxmlformats.org/officeDocument/2006/relationships" xmlns:m="http://schemas.openxmlformats.org/officeDocument/2006/math" xmlns:v="urn:schemas-microsoft-com:vml" xmlns:wp14="http://schemas.microsoft.com/office/word/2010/wordprocessingDrawing" xmlns:wp="http://schemas.openxmlformats.org/drawingml/2006/wordprocessingDrawing" xmlns:w10="urn:schemas-microsoft-com:office:word" xmlns:w="http://schemas.openxmlformats.org/wordprocessingml/2006/main" xmlns:w14="http://schemas.microsoft.com/office/word/2010/wordml" xmlns:w15="http://schemas.microsoft.com/office/word/2012/wordml" xmlns:w16cex="http://schemas.microsoft.com/office/word/2018/wordml/cex" xmlns:w16cid="http://schemas.microsoft.com/office/word/2016/wordml/cid" xmlns:w16="http://schemas.microsoft.com/office/word/2018/wordml" xmlns:w16du="http://schemas.microsoft.com/office/word/2023/wordml/word16du" xmlns:w16sdtdh="http://schemas.microsoft.com/office/word/2020/wordml/sdtdatahash" xmlns:w16sdtfl="http://schemas.microsoft.com/office/word/2024/wordml/sdtformatlock" xmlns:w16se="http://schemas.microsoft.com/office/word/2015/wordml/symex" xmlns:wpg="http://schemas.microsoft.com/office/word/2010/wordprocessingGroup" xmlns:wpi="http://schemas.microsoft.com/office/word/2010/wordprocessingInk" xmlns:wne="http://schemas.microsoft.com/office/word/2006/wordml" xmlns:wps="http://schemas.microsoft.com/office/word/2010/wordprocessingShape" mc:Ignorable="w14 w15 w16se w16cid w16 w16cex w16sdtdh w16sdtfl w16du wp14">
   <w:abstractNum w:abstractNumId="0" w15:restartNumberingAfterBreak="0">
+    <w:nsid w:val="16AA3F21"/>
+    <w:multiLevelType w:val="multilevel"/>
+    <w:tmpl w:val="4E3A761A"/>
+    <w:lvl w:ilvl="0">
+      <w:start w:val="1"/>
+      <w:numFmt w:val="bullet"/>
+      <w:lvlText w:val=""/>
+      <w:lvlJc w:val="left"/>
+      <w:pPr>
+        <w:tabs>
+          <w:tab w:val="num" w:pos="720"/>
+        </w:tabs>
+        <w:ind w:left="720" w:hanging="360"/>
+      </w:pPr>
+      <w:rPr>
+        <w:rFonts w:ascii="Symbol" w:hAnsi="Symbol" w:hint="default"/>
+        <w:sz w:val="20"/>
+      </w:rPr>
+    </w:lvl>
+    <w:lvl w:ilvl="1" w:tentative="1">
+      <w:start w:val="1"/>
+      <w:numFmt w:val="bullet"/>
+      <w:lvlText w:val="o"/>
+      <w:lvlJc w:val="left"/>
+      <w:pPr>
+        <w:tabs>
+          <w:tab w:val="num" w:pos="1440"/>
+        </w:tabs>
+        <w:ind w:left="1440" w:hanging="360"/>
+      </w:pPr>
+      <w:rPr>
+        <w:rFonts w:ascii="Courier New" w:hAnsi="Courier New" w:hint="default"/>
+        <w:sz w:val="20"/>
+      </w:rPr>
+    </w:lvl>
+    <w:lvl w:ilvl="2" w:tentative="1">
+      <w:start w:val="1"/>
+      <w:numFmt w:val="bullet"/>
+      <w:lvlText w:val=""/>
+      <w:lvlJc w:val="left"/>
+      <w:pPr>
+        <w:tabs>
+          <w:tab w:val="num" w:pos="2160"/>
+        </w:tabs>
+        <w:ind w:left="2160" w:hanging="360"/>
+      </w:pPr>
+      <w:rPr>
+        <w:rFonts w:ascii="Wingdings" w:hAnsi="Wingdings" w:hint="default"/>
+        <w:sz w:val="20"/>
+      </w:rPr>
+    </w:lvl>
+    <w:lvl w:ilvl="3" w:tentative="1">
+      <w:start w:val="1"/>
+      <w:numFmt w:val="bullet"/>
+      <w:lvlText w:val=""/>
+      <w:lvlJc w:val="left"/>
+      <w:pPr>
+        <w:tabs>
+          <w:tab w:val="num" w:pos="2880"/>
+        </w:tabs>
+        <w:ind w:left="2880" w:hanging="360"/>
+      </w:pPr>
+      <w:rPr>
+        <w:rFonts w:ascii="Wingdings" w:hAnsi="Wingdings" w:hint="default"/>
+        <w:sz w:val="20"/>
+      </w:rPr>
+    </w:lvl>
+    <w:lvl w:ilvl="4" w:tentative="1">
+      <w:start w:val="1"/>
+      <w:numFmt w:val="bullet"/>
+      <w:lvlText w:val=""/>
+      <w:lvlJc w:val="left"/>
+      <w:pPr>
+        <w:tabs>
+          <w:tab w:val="num" w:pos="3600"/>
+        </w:tabs>
+        <w:ind w:left="3600" w:hanging="360"/>
+      </w:pPr>
+      <w:rPr>
+        <w:rFonts w:ascii="Wingdings" w:hAnsi="Wingdings" w:hint="default"/>
+        <w:sz w:val="20"/>
+      </w:rPr>
+    </w:lvl>
+    <w:lvl w:ilvl="5" w:tentative="1">
+      <w:start w:val="1"/>
+      <w:numFmt w:val="bullet"/>
+      <w:lvlText w:val=""/>
+      <w:lvlJc w:val="left"/>
+      <w:pPr>
+        <w:tabs>
+          <w:tab w:val="num" w:pos="4320"/>
+        </w:tabs>
+        <w:ind w:left="4320" w:hanging="360"/>
+      </w:pPr>
+      <w:rPr>
+        <w:rFonts w:ascii="Wingdings" w:hAnsi="Wingdings" w:hint="default"/>
+        <w:sz w:val="20"/>
+      </w:rPr>
+    </w:lvl>
+    <w:lvl w:ilvl="6" w:tentative="1">
+      <w:start w:val="1"/>
+      <w:numFmt w:val="bullet"/>
+      <w:lvlText w:val=""/>
+      <w:lvlJc w:val="left"/>
+      <w:pPr>
+        <w:tabs>
+          <w:tab w:val="num" w:pos="5040"/>
+        </w:tabs>
+        <w:ind w:left="5040" w:hanging="360"/>
+      </w:pPr>
+      <w:rPr>
+        <w:rFonts w:ascii="Wingdings" w:hAnsi="Wingdings" w:hint="default"/>
+        <w:sz w:val="20"/>
+      </w:rPr>
+    </w:lvl>
+    <w:lvl w:ilvl="7" w:tentative="1">
+      <w:start w:val="1"/>
+      <w:numFmt w:val="bullet"/>
+      <w:lvlText w:val=""/>
+      <w:lvlJc w:val="left"/>
+      <w:pPr>
+        <w:tabs>
+          <w:tab w:val="num" w:pos="5760"/>
+        </w:tabs>
+        <w:ind w:left="5760" w:hanging="360"/>
+      </w:pPr>
+      <w:rPr>
+        <w:rFonts w:ascii="Wingdings" w:hAnsi="Wingdings" w:hint="default"/>
+        <w:sz w:val="20"/>
+      </w:rPr>
+    </w:lvl>
+    <w:lvl w:ilvl="8" w:tentative="1">
+      <w:start w:val="1"/>
+      <w:numFmt w:val="bullet"/>
+      <w:lvlText w:val=""/>
+      <w:lvlJc w:val="left"/>
+      <w:pPr>
+        <w:tabs>
+          <w:tab w:val="num" w:pos="6480"/>
+        </w:tabs>
+        <w:ind w:left="6480" w:hanging="360"/>
+      </w:pPr>
+      <w:rPr>
+        <w:rFonts w:ascii="Wingdings" w:hAnsi="Wingdings" w:hint="default"/>
+        <w:sz w:val="20"/>
+      </w:rPr>
+    </w:lvl>
+  </w:abstractNum>
+  <w:abstractNum w:abstractNumId="1" w15:restartNumberingAfterBreak="0">
     <w:nsid w:val="22DE448F"/>
     <w:multiLevelType w:val="multilevel"/>
     <w:tmpl w:val="B91047FE"/>
@@ -2003,7 +2388,7 @@
       </w:rPr>
     </w:lvl>
   </w:abstractNum>
-  <w:abstractNum w:abstractNumId="1" w15:restartNumberingAfterBreak="0">
+  <w:abstractNum w:abstractNumId="2" w15:restartNumberingAfterBreak="0">
     <w:nsid w:val="2C36491A"/>
     <w:multiLevelType w:val="multilevel"/>
     <w:tmpl w:val="73C61606"/>
@@ -2153,7 +2538,7 @@
       </w:rPr>
     </w:lvl>
   </w:abstractNum>
-  <w:abstractNum w:abstractNumId="2" w15:restartNumberingAfterBreak="0">
+  <w:abstractNum w:abstractNumId="3" w15:restartNumberingAfterBreak="0">
     <w:nsid w:val="2C376FE9"/>
     <w:multiLevelType w:val="multilevel"/>
     <w:tmpl w:val="31B8D192"/>
@@ -2302,7 +2687,7 @@
       </w:rPr>
     </w:lvl>
   </w:abstractNum>
-  <w:abstractNum w:abstractNumId="3" w15:restartNumberingAfterBreak="0">
+  <w:abstractNum w:abstractNumId="4" w15:restartNumberingAfterBreak="0">
     <w:nsid w:val="34167B9A"/>
     <w:multiLevelType w:val="multilevel"/>
     <w:tmpl w:val="13E6DAA8"/>
@@ -2451,7 +2836,156 @@
       </w:rPr>
     </w:lvl>
   </w:abstractNum>
-  <w:abstractNum w:abstractNumId="4" w15:restartNumberingAfterBreak="0">
+  <w:abstractNum w:abstractNumId="5" w15:restartNumberingAfterBreak="0">
+    <w:nsid w:val="45936137"/>
+    <w:multiLevelType w:val="multilevel"/>
+    <w:tmpl w:val="72F212AC"/>
+    <w:lvl w:ilvl="0">
+      <w:start w:val="1"/>
+      <w:numFmt w:val="bullet"/>
+      <w:lvlText w:val=""/>
+      <w:lvlJc w:val="left"/>
+      <w:pPr>
+        <w:tabs>
+          <w:tab w:val="num" w:pos="720"/>
+        </w:tabs>
+        <w:ind w:left="720" w:hanging="360"/>
+      </w:pPr>
+      <w:rPr>
+        <w:rFonts w:ascii="Symbol" w:hAnsi="Symbol" w:hint="default"/>
+        <w:sz w:val="20"/>
+      </w:rPr>
+    </w:lvl>
+    <w:lvl w:ilvl="1" w:tentative="1">
+      <w:start w:val="1"/>
+      <w:numFmt w:val="bullet"/>
+      <w:lvlText w:val="o"/>
+      <w:lvlJc w:val="left"/>
+      <w:pPr>
+        <w:tabs>
+          <w:tab w:val="num" w:pos="1440"/>
+        </w:tabs>
+        <w:ind w:left="1440" w:hanging="360"/>
+      </w:pPr>
+      <w:rPr>
+        <w:rFonts w:ascii="Courier New" w:hAnsi="Courier New" w:hint="default"/>
+        <w:sz w:val="20"/>
+      </w:rPr>
+    </w:lvl>
+    <w:lvl w:ilvl="2" w:tentative="1">
+      <w:start w:val="1"/>
+      <w:numFmt w:val="bullet"/>
+      <w:lvlText w:val=""/>
+      <w:lvlJc w:val="left"/>
+      <w:pPr>
+        <w:tabs>
+          <w:tab w:val="num" w:pos="2160"/>
+        </w:tabs>
+        <w:ind w:left="2160" w:hanging="360"/>
+      </w:pPr>
+      <w:rPr>
+        <w:rFonts w:ascii="Wingdings" w:hAnsi="Wingdings" w:hint="default"/>
+        <w:sz w:val="20"/>
+      </w:rPr>
+    </w:lvl>
+    <w:lvl w:ilvl="3" w:tentative="1">
+      <w:start w:val="1"/>
+      <w:numFmt w:val="bullet"/>
+      <w:lvlText w:val=""/>
+      <w:lvlJc w:val="left"/>
+      <w:pPr>
+        <w:tabs>
+          <w:tab w:val="num" w:pos="2880"/>
+        </w:tabs>
+        <w:ind w:left="2880" w:hanging="360"/>
+      </w:pPr>
+      <w:rPr>
+        <w:rFonts w:ascii="Wingdings" w:hAnsi="Wingdings" w:hint="default"/>
+        <w:sz w:val="20"/>
+      </w:rPr>
+    </w:lvl>
+    <w:lvl w:ilvl="4" w:tentative="1">
+      <w:start w:val="1"/>
+      <w:numFmt w:val="bullet"/>
+      <w:lvlText w:val=""/>
+      <w:lvlJc w:val="left"/>
+      <w:pPr>
+        <w:tabs>
+          <w:tab w:val="num" w:pos="3600"/>
+        </w:tabs>
+        <w:ind w:left="3600" w:hanging="360"/>
+      </w:pPr>
+      <w:rPr>
+        <w:rFonts w:ascii="Wingdings" w:hAnsi="Wingdings" w:hint="default"/>
+        <w:sz w:val="20"/>
+      </w:rPr>
+    </w:lvl>
+    <w:lvl w:ilvl="5" w:tentative="1">
+      <w:start w:val="1"/>
+      <w:numFmt w:val="bullet"/>
+      <w:lvlText w:val=""/>
+      <w:lvlJc w:val="left"/>
+      <w:pPr>
+        <w:tabs>
+          <w:tab w:val="num" w:pos="4320"/>
+        </w:tabs>
+        <w:ind w:left="4320" w:hanging="360"/>
+      </w:pPr>
+      <w:rPr>
+        <w:rFonts w:ascii="Wingdings" w:hAnsi="Wingdings" w:hint="default"/>
+        <w:sz w:val="20"/>
+      </w:rPr>
+    </w:lvl>
+    <w:lvl w:ilvl="6" w:tentative="1">
+      <w:start w:val="1"/>
+      <w:numFmt w:val="bullet"/>
+      <w:lvlText w:val=""/>
+      <w:lvlJc w:val="left"/>
+      <w:pPr>
+        <w:tabs>
+          <w:tab w:val="num" w:pos="5040"/>
+        </w:tabs>
+        <w:ind w:left="5040" w:hanging="360"/>
+      </w:pPr>
+      <w:rPr>
+        <w:rFonts w:ascii="Wingdings" w:hAnsi="Wingdings" w:hint="default"/>
+        <w:sz w:val="20"/>
+      </w:rPr>
+    </w:lvl>
+    <w:lvl w:ilvl="7" w:tentative="1">
+      <w:start w:val="1"/>
+      <w:numFmt w:val="bullet"/>
+      <w:lvlText w:val=""/>
+      <w:lvlJc w:val="left"/>
+      <w:pPr>
+        <w:tabs>
+          <w:tab w:val="num" w:pos="5760"/>
+        </w:tabs>
+        <w:ind w:left="5760" w:hanging="360"/>
+      </w:pPr>
+      <w:rPr>
+        <w:rFonts w:ascii="Wingdings" w:hAnsi="Wingdings" w:hint="default"/>
+        <w:sz w:val="20"/>
+      </w:rPr>
+    </w:lvl>
+    <w:lvl w:ilvl="8" w:tentative="1">
+      <w:start w:val="1"/>
+      <w:numFmt w:val="bullet"/>
+      <w:lvlText w:val=""/>
+      <w:lvlJc w:val="left"/>
+      <w:pPr>
+        <w:tabs>
+          <w:tab w:val="num" w:pos="6480"/>
+        </w:tabs>
+        <w:ind w:left="6480" w:hanging="360"/>
+      </w:pPr>
+      <w:rPr>
+        <w:rFonts w:ascii="Wingdings" w:hAnsi="Wingdings" w:hint="default"/>
+        <w:sz w:val="20"/>
+      </w:rPr>
+    </w:lvl>
+  </w:abstractNum>
+  <w:abstractNum w:abstractNumId="6" w15:restartNumberingAfterBreak="0">
     <w:nsid w:val="62F50B0B"/>
     <w:multiLevelType w:val="multilevel"/>
     <w:tmpl w:val="94A88D1E"/>
@@ -2600,7 +3134,7 @@
       </w:rPr>
     </w:lvl>
   </w:abstractNum>
-  <w:abstractNum w:abstractNumId="5" w15:restartNumberingAfterBreak="0">
+  <w:abstractNum w:abstractNumId="7" w15:restartNumberingAfterBreak="0">
     <w:nsid w:val="76847C60"/>
     <w:multiLevelType w:val="multilevel"/>
     <w:tmpl w:val="9D148AEE"/>
@@ -2749,7 +3283,7 @@
       </w:rPr>
     </w:lvl>
   </w:abstractNum>
-  <w:abstractNum w:abstractNumId="6" w15:restartNumberingAfterBreak="0">
+  <w:abstractNum w:abstractNumId="8" w15:restartNumberingAfterBreak="0">
     <w:nsid w:val="7C5A55EC"/>
     <w:multiLevelType w:val="multilevel"/>
     <w:tmpl w:val="209420BE"/>
@@ -2899,25 +3433,31 @@
     </w:lvl>
   </w:abstractNum>
   <w:num w:numId="1" w16cid:durableId="874199355">
+    <w:abstractNumId w:val="2"/>
+  </w:num>
+  <w:num w:numId="2" w16cid:durableId="525412382">
+    <w:abstractNumId w:val="7"/>
+  </w:num>
+  <w:num w:numId="3" w16cid:durableId="2144955152">
+    <w:abstractNumId w:val="4"/>
+  </w:num>
+  <w:num w:numId="4" w16cid:durableId="250550923">
+    <w:abstractNumId w:val="6"/>
+  </w:num>
+  <w:num w:numId="5" w16cid:durableId="435292832">
     <w:abstractNumId w:val="1"/>
   </w:num>
-  <w:num w:numId="2" w16cid:durableId="525412382">
-    <w:abstractNumId w:val="5"/>
+  <w:num w:numId="6" w16cid:durableId="1082414660">
+    <w:abstractNumId w:val="8"/>
   </w:num>
-  <w:num w:numId="3" w16cid:durableId="2144955152">
+  <w:num w:numId="7" w16cid:durableId="564220248">
     <w:abstractNumId w:val="3"/>
   </w:num>
-  <w:num w:numId="4" w16cid:durableId="250550923">
-    <w:abstractNumId w:val="4"/>
-  </w:num>
-  <w:num w:numId="5" w16cid:durableId="435292832">
+  <w:num w:numId="8" w16cid:durableId="524490674">
     <w:abstractNumId w:val="0"/>
   </w:num>
-  <w:num w:numId="6" w16cid:durableId="1082414660">
-    <w:abstractNumId w:val="6"/>
-  </w:num>
-  <w:num w:numId="7" w16cid:durableId="564220248">
-    <w:abstractNumId w:val="2"/>
+  <w:num w:numId="9" w16cid:durableId="1359232349">
+    <w:abstractNumId w:val="5"/>
   </w:num>
   <w:numIdMacAtCleanup w:val="7"/>
 </w:numbering>
@@ -3536,6 +4076,7 @@
   <w:style w:type="character" w:default="1" w:styleId="DefaultParagraphFont">
     <w:name w:val="Default Paragraph Font"/>
     <w:uiPriority w:val="1"/>
+    <w:semiHidden/>
     <w:unhideWhenUsed/>
   </w:style>
   <w:style w:type="table" w:default="1" w:styleId="TableNormal">

--- a/Baseline/Efraim Taranto - Resume.docx
+++ b/Baseline/Efraim Taranto - Resume.docx
@@ -9,6 +9,30 @@
       <w:r>
         <w:t>Efraim Taranto</w:t>
       </w:r>
+      <w:r>
+        <w:t xml:space="preserve"> </w:t>
+      </w:r>
+      <w:r>
+        <w:tab/>
+      </w:r>
+      <w:r>
+        <w:tab/>
+      </w:r>
+      <w:r>
+        <w:tab/>
+      </w:r>
+      <w:r>
+        <w:tab/>
+      </w:r>
+      <w:r>
+        <w:tab/>
+      </w:r>
+      <w:r>
+        <w:tab/>
+      </w:r>
+      <w:r>
+        <w:tab/>
+      </w:r>
     </w:p>
     <w:p>
       <w:pPr>
@@ -25,6 +49,50 @@
       </w:r>
       <w:r>
         <w:t xml:space="preserve"> | Transformation</w:t>
+      </w:r>
+    </w:p>
+    <w:p>
+      <w:pPr>
+        <w:pStyle w:val="Title"/>
+        <w:rPr>
+          <w:rFonts w:eastAsiaTheme="minorHAnsi"/>
+          <w:spacing w:val="0"/>
+          <w:kern w:val="2"/>
+          <w:sz w:val="22"/>
+          <w:szCs w:val="22"/>
+        </w:rPr>
+      </w:pPr>
+      <w:r>
+        <w:rPr>
+          <w:rFonts w:eastAsiaTheme="minorHAnsi"/>
+          <w:b/>
+          <w:bCs/>
+          <w:spacing w:val="0"/>
+          <w:kern w:val="2"/>
+          <w:sz w:val="22"/>
+          <w:szCs w:val="22"/>
+        </w:rPr>
+        <w:t>Australian Citizen</w:t>
+      </w:r>
+      <w:r>
+        <w:rPr>
+          <w:rFonts w:eastAsiaTheme="minorHAnsi"/>
+          <w:spacing w:val="0"/>
+          <w:kern w:val="2"/>
+          <w:sz w:val="22"/>
+          <w:szCs w:val="22"/>
+        </w:rPr>
+        <w:t xml:space="preserve"> – Ormond, Victoria 320</w:t>
+      </w:r>
+      <w:r>
+        <w:rPr>
+          <w:rFonts w:eastAsiaTheme="minorHAnsi"/>
+          <w:spacing w:val="0"/>
+          <w:kern w:val="2"/>
+          <w:sz w:val="22"/>
+          <w:szCs w:val="22"/>
+        </w:rPr>
+        <w:t>4</w:t>
       </w:r>
     </w:p>
     <w:p>
@@ -74,20 +142,6 @@
           <w:t>https://www.linkedin.com/in/efraim-taranto-2306344</w:t>
         </w:r>
       </w:hyperlink>
-      <w:r>
-        <w:rPr>
-          <w:sz w:val="20"/>
-          <w:szCs w:val="20"/>
-        </w:rPr>
-        <w:t xml:space="preserve"> | Melbourne</w:t>
-      </w:r>
-      <w:r>
-        <w:rPr>
-          <w:sz w:val="20"/>
-          <w:szCs w:val="20"/>
-        </w:rPr>
-        <w:t>, VIC</w:t>
-      </w:r>
     </w:p>
     <w:p>
       <w:pPr>

--- a/Baseline/Efraim Taranto - Resume.docx
+++ b/Baseline/Efraim Taranto - Resume.docx
@@ -564,13 +564,8 @@
       <w:r>
         <w:t xml:space="preserve">and </w:t>
       </w:r>
-      <w:proofErr w:type="spellStart"/>
-      <w:r>
-        <w:t>Snyk</w:t>
-      </w:r>
-      <w:proofErr w:type="spellEnd"/>
-      <w:r>
-        <w:t xml:space="preserve"> compliance</w:t>
+      <w:r>
+        <w:t>Snyk compliance</w:t>
       </w:r>
       <w:r>
         <w:t xml:space="preserve"> checks.</w:t>
@@ -724,15 +719,7 @@
         <w:t>retention</w:t>
       </w:r>
       <w:r>
-        <w:t xml:space="preserve">, </w:t>
-      </w:r>
-      <w:proofErr w:type="spellStart"/>
-      <w:r>
-        <w:t>Agentforce</w:t>
-      </w:r>
-      <w:proofErr w:type="spellEnd"/>
-      <w:r>
-        <w:t xml:space="preserve"> for </w:t>
+        <w:t xml:space="preserve">, Agentforce for </w:t>
       </w:r>
       <w:r>
         <w:t>field sales</w:t>
@@ -993,13 +980,8 @@
         <w:t>scaled it</w:t>
       </w:r>
       <w:r>
-        <w:t xml:space="preserve"> to 50,000 concurrent connections using </w:t>
-      </w:r>
-      <w:proofErr w:type="spellStart"/>
-      <w:r>
-        <w:t>BlazeMeter</w:t>
-      </w:r>
-      <w:proofErr w:type="spellEnd"/>
+        <w:t xml:space="preserve"> to 50,000 concurrent connections using BlazeMeter</w:t>
+      </w:r>
       <w:r>
         <w:t>, validating</w:t>
       </w:r>
@@ -1233,15 +1215,7 @@
         <w:t xml:space="preserve"> and </w:t>
       </w:r>
       <w:r>
-        <w:t xml:space="preserve">integrated with HP Quality </w:t>
-      </w:r>
-      <w:proofErr w:type="spellStart"/>
-      <w:r>
-        <w:t>Center</w:t>
-      </w:r>
-      <w:proofErr w:type="spellEnd"/>
-      <w:r>
-        <w:t xml:space="preserve"> to execute </w:t>
+        <w:t xml:space="preserve">integrated with HP Quality Center to execute </w:t>
       </w:r>
       <w:r>
         <w:t xml:space="preserve">tests </w:t>
@@ -1273,13 +1247,8 @@
       <w:r>
         <w:t xml:space="preserve"> SAP IS/U, </w:t>
       </w:r>
-      <w:proofErr w:type="spellStart"/>
-      <w:r>
-        <w:t>WebMethods</w:t>
-      </w:r>
-      <w:proofErr w:type="spellEnd"/>
-      <w:r>
-        <w:t>,</w:t>
+      <w:r>
+        <w:t>WebMethods,</w:t>
       </w:r>
       <w:r>
         <w:t xml:space="preserve"> and Energy Gateway. </w:t>
@@ -1313,23 +1282,7 @@
         <w:spacing w:after="0"/>
       </w:pPr>
       <w:r>
-        <w:t xml:space="preserve">Using the defined testing framework, engineered an enterprise test reporting mechanism by customising HP Quality </w:t>
-      </w:r>
-      <w:proofErr w:type="spellStart"/>
-      <w:r>
-        <w:t>Center</w:t>
-      </w:r>
-      <w:proofErr w:type="spellEnd"/>
-      <w:r>
-        <w:t xml:space="preserve"> and integrating HP Quality </w:t>
-      </w:r>
-      <w:proofErr w:type="spellStart"/>
-      <w:r>
-        <w:t>Center</w:t>
-      </w:r>
-      <w:proofErr w:type="spellEnd"/>
-      <w:r>
-        <w:t xml:space="preserve"> and Microsoft APIs. The mechanism provided a daily testing progress dashboard that collected manual and automated testing results as well as defect tracking, giving internal and vendor project managers a real-time view to support program testing gates.</w:t>
+        <w:t>Using the defined testing framework, engineered an enterprise test reporting mechanism by customising HP Quality Center and integrating HP Quality Center and Microsoft APIs. The mechanism provided a daily testing progress dashboard that collected manual and automated testing results as well as defect tracking, giving internal and vendor project managers a real-time view to support program testing gates.</w:t>
       </w:r>
     </w:p>
     <w:p>
@@ -1354,15 +1307,7 @@
         <w:t xml:space="preserve">the </w:t>
       </w:r>
       <w:r>
-        <w:t xml:space="preserve">HP Quality </w:t>
-      </w:r>
-      <w:proofErr w:type="spellStart"/>
-      <w:r>
-        <w:t>Center</w:t>
-      </w:r>
-      <w:proofErr w:type="spellEnd"/>
-      <w:r>
-        <w:t xml:space="preserve"> foundation </w:t>
+        <w:t xml:space="preserve">HP Quality Center foundation </w:t>
       </w:r>
       <w:r>
         <w:t>structure of releases</w:t>
@@ -1398,13 +1343,8 @@
       <w:r>
         <w:t xml:space="preserve">Built automated reporting tools that consolidated data from Microsoft Project, Microsoft Excel, HP Quality </w:t>
       </w:r>
-      <w:proofErr w:type="spellStart"/>
-      <w:r>
-        <w:t>Center</w:t>
-      </w:r>
-      <w:proofErr w:type="spellEnd"/>
-      <w:r>
-        <w:t>,</w:t>
+      <w:r>
+        <w:t>Center,</w:t>
       </w:r>
       <w:r>
         <w:t xml:space="preserve"> and Jira to produce daily development and testing progress reports</w:t>
@@ -1477,23 +1417,7 @@
         <w:spacing w:after="0"/>
       </w:pPr>
       <w:r>
-        <w:t xml:space="preserve">Delivered senior technical consulting for Revolution IT/Wipro, customising HP Quality </w:t>
-      </w:r>
-      <w:proofErr w:type="spellStart"/>
-      <w:r>
-        <w:t>Center</w:t>
-      </w:r>
-      <w:proofErr w:type="spellEnd"/>
-      <w:r>
-        <w:t xml:space="preserve"> for multiple clients, implementing test automation suites, and delivering HP Quality </w:t>
-      </w:r>
-      <w:proofErr w:type="spellStart"/>
-      <w:r>
-        <w:t>Center</w:t>
-      </w:r>
-      <w:proofErr w:type="spellEnd"/>
-      <w:r>
-        <w:t xml:space="preserve"> and HP UFT training for end users and technical teams.</w:t>
+        <w:t>Delivered senior technical consulting for Revolution IT/Wipro, customising HP Quality Center for multiple clients, implementing test automation suites, and delivering HP Quality Center and HP UFT training for end users and technical teams.</w:t>
       </w:r>
     </w:p>
     <w:p>
@@ -1520,39 +1444,7 @@
         <w:spacing w:after="0"/>
       </w:pPr>
       <w:r>
-        <w:t xml:space="preserve">Led technical and functional consulting for </w:t>
-      </w:r>
-      <w:proofErr w:type="spellStart"/>
-      <w:r>
-        <w:t>Quanam</w:t>
-      </w:r>
-      <w:proofErr w:type="spellEnd"/>
-      <w:r>
-        <w:t xml:space="preserve"> PeopleSoft implementations across ERP, CRM, inventory, order management, and project costing, integrating PeopleSoft and </w:t>
-      </w:r>
-      <w:proofErr w:type="spellStart"/>
-      <w:r>
-        <w:t>Vantive</w:t>
-      </w:r>
-      <w:proofErr w:type="spellEnd"/>
-      <w:r>
-        <w:t xml:space="preserve"> with legacy systems using IBM MQSeries and customising solutions with </w:t>
-      </w:r>
-      <w:proofErr w:type="spellStart"/>
-      <w:r>
-        <w:t>PeopleCode</w:t>
-      </w:r>
-      <w:proofErr w:type="spellEnd"/>
-      <w:r>
-        <w:t xml:space="preserve">, SQR, Application Engine, and </w:t>
-      </w:r>
-      <w:proofErr w:type="spellStart"/>
-      <w:r>
-        <w:t>nVision</w:t>
-      </w:r>
-      <w:proofErr w:type="spellEnd"/>
-      <w:r>
-        <w:t>.</w:t>
+        <w:t>Led technical and functional consulting for Quanam PeopleSoft implementations across ERP, CRM, inventory, order management, and project costing, integrating PeopleSoft and Vantive with legacy systems using IBM MQSeries and customising solutions with PeopleCode, SQR, Application Engine, and nVision.</w:t>
       </w:r>
     </w:p>
     <w:p>
@@ -1957,23 +1849,7 @@
           <w:b/>
           <w:bCs/>
         </w:rPr>
-        <w:t xml:space="preserve">Universidad </w:t>
-      </w:r>
-      <w:proofErr w:type="spellStart"/>
-      <w:r>
-        <w:rPr>
-          <w:b/>
-          <w:bCs/>
-        </w:rPr>
-        <w:t>Metropolitana</w:t>
-      </w:r>
-      <w:proofErr w:type="spellEnd"/>
-      <w:r>
-        <w:rPr>
-          <w:b/>
-          <w:bCs/>
-        </w:rPr>
-        <w:t>, Venezuela</w:t>
+        <w:t>Universidad Metropolitana, Venezuela</w:t>
       </w:r>
       <w:r>
         <w:t xml:space="preserve"> | 1990–1995</w:t>
@@ -2039,24 +1915,21 @@
           <w:numId w:val="4"/>
         </w:numPr>
         <w:spacing w:after="0"/>
-      </w:pPr>
-      <w:r>
-        <w:t xml:space="preserve">Bilingual </w:t>
-      </w:r>
-      <w:r>
-        <w:t>proficiency</w:t>
-      </w:r>
-      <w:r>
-        <w:t>: Spanish native</w:t>
-      </w:r>
-      <w:r>
-        <w:t>,</w:t>
-      </w:r>
-      <w:r>
-        <w:t xml:space="preserve"> English</w:t>
-      </w:r>
-      <w:r>
-        <w:t xml:space="preserve"> professional</w:t>
+        <w:rPr>
+          <w:lang w:eastAsia="en-AU"/>
+        </w:rPr>
+      </w:pPr>
+      <w:r>
+        <w:rPr>
+          <w:lang w:eastAsia="en-AU"/>
+        </w:rPr>
+        <w:t xml:space="preserve">Salesforce </w:t>
+      </w:r>
+      <w:r>
+        <w:rPr>
+          <w:lang w:eastAsia="en-AU"/>
+        </w:rPr>
+        <w:t>Platform Administrator</w:t>
       </w:r>
     </w:p>
     <w:p>
@@ -2075,7 +1948,7 @@
         <w:rPr>
           <w:lang w:eastAsia="en-AU"/>
         </w:rPr>
-        <w:t>PRINCE2</w:t>
+        <w:t>Claude Code</w:t>
       </w:r>
     </w:p>
     <w:p>
@@ -2094,7 +1967,7 @@
         <w:rPr>
           <w:lang w:eastAsia="en-AU"/>
         </w:rPr>
-        <w:t>ISTQB</w:t>
+        <w:t>PRINCE2</w:t>
       </w:r>
     </w:p>
     <w:p>
@@ -2113,7 +1986,7 @@
         <w:rPr>
           <w:lang w:eastAsia="en-AU"/>
         </w:rPr>
-        <w:t>JB Leadership Program</w:t>
+        <w:t>ISTQB</w:t>
       </w:r>
     </w:p>
     <w:p>
@@ -2124,13 +1997,40 @@
           <w:numId w:val="4"/>
         </w:numPr>
         <w:spacing w:after="0"/>
-      </w:pPr>
-      <w:r>
         <w:rPr>
           <w:lang w:eastAsia="en-AU"/>
         </w:rPr>
-        <w:t>Salesforce Trailhead Ranger</w:t>
-      </w:r>
+      </w:pPr>
+      <w:r>
+        <w:rPr>
+          <w:lang w:eastAsia="en-AU"/>
+        </w:rPr>
+        <w:t>JB Leadership Program</w:t>
+      </w:r>
+    </w:p>
+    <w:p>
+      <w:pPr>
+        <w:pStyle w:val="ListParagraph"/>
+        <w:numPr>
+          <w:ilvl w:val="0"/>
+          <w:numId w:val="4"/>
+        </w:numPr>
+        <w:spacing w:after="0"/>
+      </w:pPr>
+      <w:r>
+        <w:t>Bilingual proficiency: Spanish native, English professional</w:t>
+      </w:r>
+    </w:p>
+    <w:p>
+      <w:pPr>
+        <w:pStyle w:val="ListParagraph"/>
+        <w:numPr>
+          <w:ilvl w:val="0"/>
+          <w:numId w:val="0"/>
+        </w:numPr>
+        <w:spacing w:after="0"/>
+        <w:ind w:left="720"/>
+      </w:pPr>
     </w:p>
     <w:sectPr>
       <w:pgSz w:w="11906" w:h="16838"/>
@@ -4130,7 +4030,6 @@
   <w:style w:type="character" w:default="1" w:styleId="DefaultParagraphFont">
     <w:name w:val="Default Paragraph Font"/>
     <w:uiPriority w:val="1"/>
-    <w:semiHidden/>
     <w:unhideWhenUsed/>
   </w:style>
   <w:style w:type="table" w:default="1" w:styleId="TableNormal">

--- a/Baseline/Efraim Taranto - Resume.docx
+++ b/Baseline/Efraim Taranto - Resume.docx
@@ -469,6 +469,9 @@
         <w:spacing w:before="0" w:after="0"/>
       </w:pPr>
       <w:r>
+        <w:t xml:space="preserve">Salesforce </w:t>
+      </w:r>
+      <w:r>
         <w:t>Release Manager &amp; Technical Lead</w:t>
       </w:r>
       <w:r>
@@ -564,8 +567,13 @@
       <w:r>
         <w:t xml:space="preserve">and </w:t>
       </w:r>
-      <w:r>
-        <w:t>Snyk compliance</w:t>
+      <w:proofErr w:type="spellStart"/>
+      <w:r>
+        <w:t>Snyk</w:t>
+      </w:r>
+      <w:proofErr w:type="spellEnd"/>
+      <w:r>
+        <w:t xml:space="preserve"> compliance</w:t>
       </w:r>
       <w:r>
         <w:t xml:space="preserve"> checks.</w:t>
@@ -719,7 +727,15 @@
         <w:t>retention</w:t>
       </w:r>
       <w:r>
-        <w:t xml:space="preserve">, Agentforce for </w:t>
+        <w:t xml:space="preserve">, </w:t>
+      </w:r>
+      <w:proofErr w:type="spellStart"/>
+      <w:r>
+        <w:t>Agentforce</w:t>
+      </w:r>
+      <w:proofErr w:type="spellEnd"/>
+      <w:r>
+        <w:t xml:space="preserve"> for </w:t>
       </w:r>
       <w:r>
         <w:t>field sales</w:t>
@@ -980,8 +996,13 @@
         <w:t>scaled it</w:t>
       </w:r>
       <w:r>
-        <w:t xml:space="preserve"> to 50,000 concurrent connections using BlazeMeter</w:t>
-      </w:r>
+        <w:t xml:space="preserve"> to 50,000 concurrent connections using </w:t>
+      </w:r>
+      <w:proofErr w:type="spellStart"/>
+      <w:r>
+        <w:t>BlazeMeter</w:t>
+      </w:r>
+      <w:proofErr w:type="spellEnd"/>
       <w:r>
         <w:t>, validating</w:t>
       </w:r>
@@ -1215,7 +1236,15 @@
         <w:t xml:space="preserve"> and </w:t>
       </w:r>
       <w:r>
-        <w:t xml:space="preserve">integrated with HP Quality Center to execute </w:t>
+        <w:t xml:space="preserve">integrated with HP Quality </w:t>
+      </w:r>
+      <w:proofErr w:type="spellStart"/>
+      <w:r>
+        <w:t>Center</w:t>
+      </w:r>
+      <w:proofErr w:type="spellEnd"/>
+      <w:r>
+        <w:t xml:space="preserve"> to execute </w:t>
       </w:r>
       <w:r>
         <w:t xml:space="preserve">tests </w:t>
@@ -1247,8 +1276,13 @@
       <w:r>
         <w:t xml:space="preserve"> SAP IS/U, </w:t>
       </w:r>
-      <w:r>
-        <w:t>WebMethods,</w:t>
+      <w:proofErr w:type="spellStart"/>
+      <w:r>
+        <w:t>WebMethods</w:t>
+      </w:r>
+      <w:proofErr w:type="spellEnd"/>
+      <w:r>
+        <w:t>,</w:t>
       </w:r>
       <w:r>
         <w:t xml:space="preserve"> and Energy Gateway. </w:t>
@@ -1282,7 +1316,23 @@
         <w:spacing w:after="0"/>
       </w:pPr>
       <w:r>
-        <w:t>Using the defined testing framework, engineered an enterprise test reporting mechanism by customising HP Quality Center and integrating HP Quality Center and Microsoft APIs. The mechanism provided a daily testing progress dashboard that collected manual and automated testing results as well as defect tracking, giving internal and vendor project managers a real-time view to support program testing gates.</w:t>
+        <w:t xml:space="preserve">Using the defined testing framework, engineered an enterprise test reporting mechanism by customising HP Quality </w:t>
+      </w:r>
+      <w:proofErr w:type="spellStart"/>
+      <w:r>
+        <w:t>Center</w:t>
+      </w:r>
+      <w:proofErr w:type="spellEnd"/>
+      <w:r>
+        <w:t xml:space="preserve"> and integrating HP Quality </w:t>
+      </w:r>
+      <w:proofErr w:type="spellStart"/>
+      <w:r>
+        <w:t>Center</w:t>
+      </w:r>
+      <w:proofErr w:type="spellEnd"/>
+      <w:r>
+        <w:t xml:space="preserve"> and Microsoft APIs. The mechanism provided a daily testing progress dashboard that collected manual and automated testing results as well as defect tracking, giving internal and vendor project managers a real-time view to support program testing gates.</w:t>
       </w:r>
     </w:p>
     <w:p>
@@ -1307,7 +1357,15 @@
         <w:t xml:space="preserve">the </w:t>
       </w:r>
       <w:r>
-        <w:t xml:space="preserve">HP Quality Center foundation </w:t>
+        <w:t xml:space="preserve">HP Quality </w:t>
+      </w:r>
+      <w:proofErr w:type="spellStart"/>
+      <w:r>
+        <w:t>Center</w:t>
+      </w:r>
+      <w:proofErr w:type="spellEnd"/>
+      <w:r>
+        <w:t xml:space="preserve"> foundation </w:t>
       </w:r>
       <w:r>
         <w:t>structure of releases</w:t>
@@ -1343,8 +1401,13 @@
       <w:r>
         <w:t xml:space="preserve">Built automated reporting tools that consolidated data from Microsoft Project, Microsoft Excel, HP Quality </w:t>
       </w:r>
-      <w:r>
-        <w:t>Center,</w:t>
+      <w:proofErr w:type="spellStart"/>
+      <w:r>
+        <w:t>Center</w:t>
+      </w:r>
+      <w:proofErr w:type="spellEnd"/>
+      <w:r>
+        <w:t>,</w:t>
       </w:r>
       <w:r>
         <w:t xml:space="preserve"> and Jira to produce daily development and testing progress reports</w:t>
@@ -1417,7 +1480,23 @@
         <w:spacing w:after="0"/>
       </w:pPr>
       <w:r>
-        <w:t>Delivered senior technical consulting for Revolution IT/Wipro, customising HP Quality Center for multiple clients, implementing test automation suites, and delivering HP Quality Center and HP UFT training for end users and technical teams.</w:t>
+        <w:t xml:space="preserve">Delivered senior technical consulting for Revolution IT/Wipro, customising HP Quality </w:t>
+      </w:r>
+      <w:proofErr w:type="spellStart"/>
+      <w:r>
+        <w:t>Center</w:t>
+      </w:r>
+      <w:proofErr w:type="spellEnd"/>
+      <w:r>
+        <w:t xml:space="preserve"> for multiple clients, implementing test automation suites, and delivering HP Quality </w:t>
+      </w:r>
+      <w:proofErr w:type="spellStart"/>
+      <w:r>
+        <w:t>Center</w:t>
+      </w:r>
+      <w:proofErr w:type="spellEnd"/>
+      <w:r>
+        <w:t xml:space="preserve"> and HP UFT training for end users and technical teams.</w:t>
       </w:r>
     </w:p>
     <w:p>
@@ -1444,7 +1523,39 @@
         <w:spacing w:after="0"/>
       </w:pPr>
       <w:r>
-        <w:t>Led technical and functional consulting for Quanam PeopleSoft implementations across ERP, CRM, inventory, order management, and project costing, integrating PeopleSoft and Vantive with legacy systems using IBM MQSeries and customising solutions with PeopleCode, SQR, Application Engine, and nVision.</w:t>
+        <w:t xml:space="preserve">Led technical and functional consulting for </w:t>
+      </w:r>
+      <w:proofErr w:type="spellStart"/>
+      <w:r>
+        <w:t>Quanam</w:t>
+      </w:r>
+      <w:proofErr w:type="spellEnd"/>
+      <w:r>
+        <w:t xml:space="preserve"> PeopleSoft implementations across ERP, CRM, inventory, order management, and project costing, integrating PeopleSoft and </w:t>
+      </w:r>
+      <w:proofErr w:type="spellStart"/>
+      <w:r>
+        <w:t>Vantive</w:t>
+      </w:r>
+      <w:proofErr w:type="spellEnd"/>
+      <w:r>
+        <w:t xml:space="preserve"> with legacy systems using IBM MQSeries and customising solutions with </w:t>
+      </w:r>
+      <w:proofErr w:type="spellStart"/>
+      <w:r>
+        <w:t>PeopleCode</w:t>
+      </w:r>
+      <w:proofErr w:type="spellEnd"/>
+      <w:r>
+        <w:t xml:space="preserve">, SQR, Application Engine, and </w:t>
+      </w:r>
+      <w:proofErr w:type="spellStart"/>
+      <w:r>
+        <w:t>nVision</w:t>
+      </w:r>
+      <w:proofErr w:type="spellEnd"/>
+      <w:r>
+        <w:t>.</w:t>
       </w:r>
     </w:p>
     <w:p>
@@ -1849,7 +1960,23 @@
           <w:b/>
           <w:bCs/>
         </w:rPr>
-        <w:t>Universidad Metropolitana, Venezuela</w:t>
+        <w:t xml:space="preserve">Universidad </w:t>
+      </w:r>
+      <w:proofErr w:type="spellStart"/>
+      <w:r>
+        <w:rPr>
+          <w:b/>
+          <w:bCs/>
+        </w:rPr>
+        <w:t>Metropolitana</w:t>
+      </w:r>
+      <w:proofErr w:type="spellEnd"/>
+      <w:r>
+        <w:rPr>
+          <w:b/>
+          <w:bCs/>
+        </w:rPr>
+        <w:t>, Venezuela</w:t>
       </w:r>
       <w:r>
         <w:t xml:space="preserve"> | 1990–1995</w:t>
@@ -4030,6 +4157,7 @@
   <w:style w:type="character" w:default="1" w:styleId="DefaultParagraphFont">
     <w:name w:val="Default Paragraph Font"/>
     <w:uiPriority w:val="1"/>
+    <w:semiHidden/>
     <w:unhideWhenUsed/>
   </w:style>
   <w:style w:type="table" w:default="1" w:styleId="TableNormal">

--- a/Baseline/Efraim Taranto - Resume.docx
+++ b/Baseline/Efraim Taranto - Resume.docx
@@ -567,13 +567,8 @@
       <w:r>
         <w:t xml:space="preserve">and </w:t>
       </w:r>
-      <w:proofErr w:type="spellStart"/>
-      <w:r>
-        <w:t>Snyk</w:t>
-      </w:r>
-      <w:proofErr w:type="spellEnd"/>
-      <w:r>
-        <w:t xml:space="preserve"> compliance</w:t>
+      <w:r>
+        <w:t>Snyk compliance</w:t>
       </w:r>
       <w:r>
         <w:t xml:space="preserve"> checks.</w:t>
@@ -727,15 +722,7 @@
         <w:t>retention</w:t>
       </w:r>
       <w:r>
-        <w:t xml:space="preserve">, </w:t>
-      </w:r>
-      <w:proofErr w:type="spellStart"/>
-      <w:r>
-        <w:t>Agentforce</w:t>
-      </w:r>
-      <w:proofErr w:type="spellEnd"/>
-      <w:r>
-        <w:t xml:space="preserve"> for </w:t>
+        <w:t xml:space="preserve">, Agentforce for </w:t>
       </w:r>
       <w:r>
         <w:t>field sales</w:t>
@@ -996,13 +983,8 @@
         <w:t>scaled it</w:t>
       </w:r>
       <w:r>
-        <w:t xml:space="preserve"> to 50,000 concurrent connections using </w:t>
-      </w:r>
-      <w:proofErr w:type="spellStart"/>
-      <w:r>
-        <w:t>BlazeMeter</w:t>
-      </w:r>
-      <w:proofErr w:type="spellEnd"/>
+        <w:t xml:space="preserve"> to 50,000 concurrent connections using BlazeMeter</w:t>
+      </w:r>
       <w:r>
         <w:t>, validating</w:t>
       </w:r>
@@ -1236,15 +1218,7 @@
         <w:t xml:space="preserve"> and </w:t>
       </w:r>
       <w:r>
-        <w:t xml:space="preserve">integrated with HP Quality </w:t>
-      </w:r>
-      <w:proofErr w:type="spellStart"/>
-      <w:r>
-        <w:t>Center</w:t>
-      </w:r>
-      <w:proofErr w:type="spellEnd"/>
-      <w:r>
-        <w:t xml:space="preserve"> to execute </w:t>
+        <w:t xml:space="preserve">integrated with HP Quality Center to execute </w:t>
       </w:r>
       <w:r>
         <w:t xml:space="preserve">tests </w:t>
@@ -1276,13 +1250,8 @@
       <w:r>
         <w:t xml:space="preserve"> SAP IS/U, </w:t>
       </w:r>
-      <w:proofErr w:type="spellStart"/>
-      <w:r>
-        <w:t>WebMethods</w:t>
-      </w:r>
-      <w:proofErr w:type="spellEnd"/>
-      <w:r>
-        <w:t>,</w:t>
+      <w:r>
+        <w:t>WebMethods,</w:t>
       </w:r>
       <w:r>
         <w:t xml:space="preserve"> and Energy Gateway. </w:t>
@@ -1316,23 +1285,7 @@
         <w:spacing w:after="0"/>
       </w:pPr>
       <w:r>
-        <w:t xml:space="preserve">Using the defined testing framework, engineered an enterprise test reporting mechanism by customising HP Quality </w:t>
-      </w:r>
-      <w:proofErr w:type="spellStart"/>
-      <w:r>
-        <w:t>Center</w:t>
-      </w:r>
-      <w:proofErr w:type="spellEnd"/>
-      <w:r>
-        <w:t xml:space="preserve"> and integrating HP Quality </w:t>
-      </w:r>
-      <w:proofErr w:type="spellStart"/>
-      <w:r>
-        <w:t>Center</w:t>
-      </w:r>
-      <w:proofErr w:type="spellEnd"/>
-      <w:r>
-        <w:t xml:space="preserve"> and Microsoft APIs. The mechanism provided a daily testing progress dashboard that collected manual and automated testing results as well as defect tracking, giving internal and vendor project managers a real-time view to support program testing gates.</w:t>
+        <w:t>Using the defined testing framework, engineered an enterprise test reporting mechanism by customising HP Quality Center and integrating HP Quality Center and Microsoft APIs. The mechanism provided a daily testing progress dashboard that collected manual and automated testing results as well as defect tracking, giving internal and vendor project managers a real-time view to support program testing gates.</w:t>
       </w:r>
     </w:p>
     <w:p>
@@ -1357,15 +1310,7 @@
         <w:t xml:space="preserve">the </w:t>
       </w:r>
       <w:r>
-        <w:t xml:space="preserve">HP Quality </w:t>
-      </w:r>
-      <w:proofErr w:type="spellStart"/>
-      <w:r>
-        <w:t>Center</w:t>
-      </w:r>
-      <w:proofErr w:type="spellEnd"/>
-      <w:r>
-        <w:t xml:space="preserve"> foundation </w:t>
+        <w:t xml:space="preserve">HP Quality Center foundation </w:t>
       </w:r>
       <w:r>
         <w:t>structure of releases</w:t>
@@ -1401,13 +1346,8 @@
       <w:r>
         <w:t xml:space="preserve">Built automated reporting tools that consolidated data from Microsoft Project, Microsoft Excel, HP Quality </w:t>
       </w:r>
-      <w:proofErr w:type="spellStart"/>
-      <w:r>
-        <w:t>Center</w:t>
-      </w:r>
-      <w:proofErr w:type="spellEnd"/>
-      <w:r>
-        <w:t>,</w:t>
+      <w:r>
+        <w:t>Center,</w:t>
       </w:r>
       <w:r>
         <w:t xml:space="preserve"> and Jira to produce daily development and testing progress reports</w:t>
@@ -1480,23 +1420,7 @@
         <w:spacing w:after="0"/>
       </w:pPr>
       <w:r>
-        <w:t xml:space="preserve">Delivered senior technical consulting for Revolution IT/Wipro, customising HP Quality </w:t>
-      </w:r>
-      <w:proofErr w:type="spellStart"/>
-      <w:r>
-        <w:t>Center</w:t>
-      </w:r>
-      <w:proofErr w:type="spellEnd"/>
-      <w:r>
-        <w:t xml:space="preserve"> for multiple clients, implementing test automation suites, and delivering HP Quality </w:t>
-      </w:r>
-      <w:proofErr w:type="spellStart"/>
-      <w:r>
-        <w:t>Center</w:t>
-      </w:r>
-      <w:proofErr w:type="spellEnd"/>
-      <w:r>
-        <w:t xml:space="preserve"> and HP UFT training for end users and technical teams.</w:t>
+        <w:t>Delivered senior technical consulting for Revolution IT/Wipro, customising HP Quality Center for multiple clients, implementing test automation suites, and delivering HP Quality Center and HP UFT training for end users and technical teams.</w:t>
       </w:r>
     </w:p>
     <w:p>
@@ -1523,39 +1447,7 @@
         <w:spacing w:after="0"/>
       </w:pPr>
       <w:r>
-        <w:t xml:space="preserve">Led technical and functional consulting for </w:t>
-      </w:r>
-      <w:proofErr w:type="spellStart"/>
-      <w:r>
-        <w:t>Quanam</w:t>
-      </w:r>
-      <w:proofErr w:type="spellEnd"/>
-      <w:r>
-        <w:t xml:space="preserve"> PeopleSoft implementations across ERP, CRM, inventory, order management, and project costing, integrating PeopleSoft and </w:t>
-      </w:r>
-      <w:proofErr w:type="spellStart"/>
-      <w:r>
-        <w:t>Vantive</w:t>
-      </w:r>
-      <w:proofErr w:type="spellEnd"/>
-      <w:r>
-        <w:t xml:space="preserve"> with legacy systems using IBM MQSeries and customising solutions with </w:t>
-      </w:r>
-      <w:proofErr w:type="spellStart"/>
-      <w:r>
-        <w:t>PeopleCode</w:t>
-      </w:r>
-      <w:proofErr w:type="spellEnd"/>
-      <w:r>
-        <w:t xml:space="preserve">, SQR, Application Engine, and </w:t>
-      </w:r>
-      <w:proofErr w:type="spellStart"/>
-      <w:r>
-        <w:t>nVision</w:t>
-      </w:r>
-      <w:proofErr w:type="spellEnd"/>
-      <w:r>
-        <w:t>.</w:t>
+        <w:t>Led technical and functional consulting for Quanam PeopleSoft implementations across ERP, CRM, inventory, order management, and project costing, integrating PeopleSoft and Vantive with legacy systems using IBM MQSeries and customising solutions with PeopleCode, SQR, Application Engine, and nVision.</w:t>
       </w:r>
     </w:p>
     <w:p>
@@ -1960,23 +1852,7 @@
           <w:b/>
           <w:bCs/>
         </w:rPr>
-        <w:t xml:space="preserve">Universidad </w:t>
-      </w:r>
-      <w:proofErr w:type="spellStart"/>
-      <w:r>
-        <w:rPr>
-          <w:b/>
-          <w:bCs/>
-        </w:rPr>
-        <w:t>Metropolitana</w:t>
-      </w:r>
-      <w:proofErr w:type="spellEnd"/>
-      <w:r>
-        <w:rPr>
-          <w:b/>
-          <w:bCs/>
-        </w:rPr>
-        <w:t>, Venezuela</w:t>
+        <w:t>Universidad Metropolitana, Venezuela</w:t>
       </w:r>
       <w:r>
         <w:t xml:space="preserve"> | 1990–1995</w:t>
@@ -2057,6 +1933,79 @@
           <w:lang w:eastAsia="en-AU"/>
         </w:rPr>
         <w:t>Platform Administrator</w:t>
+      </w:r>
+      <w:r>
+        <w:rPr>
+          <w:lang w:eastAsia="en-AU"/>
+        </w:rPr>
+        <w:t xml:space="preserve"> </w:t>
+      </w:r>
+      <w:r>
+        <w:rPr>
+          <w:lang w:eastAsia="en-AU"/>
+        </w:rPr>
+        <w:t>–</w:t>
+      </w:r>
+      <w:r>
+        <w:rPr>
+          <w:lang w:eastAsia="en-AU"/>
+        </w:rPr>
+        <w:t xml:space="preserve"> </w:t>
+      </w:r>
+      <w:r>
+        <w:rPr>
+          <w:lang w:eastAsia="en-AU"/>
+        </w:rPr>
+        <w:t xml:space="preserve">Certificate Number: </w:t>
+      </w:r>
+      <w:r>
+        <w:rPr>
+          <w:lang w:eastAsia="en-AU"/>
+        </w:rPr>
+        <w:t>8129406</w:t>
+      </w:r>
+    </w:p>
+    <w:p>
+      <w:pPr>
+        <w:pStyle w:val="ListParagraph"/>
+        <w:numPr>
+          <w:ilvl w:val="0"/>
+          <w:numId w:val="4"/>
+        </w:numPr>
+        <w:spacing w:after="0"/>
+        <w:rPr>
+          <w:lang w:eastAsia="en-AU"/>
+        </w:rPr>
+      </w:pPr>
+      <w:r>
+        <w:rPr>
+          <w:lang w:eastAsia="en-AU"/>
+        </w:rPr>
+        <w:t xml:space="preserve">Salesforce </w:t>
+      </w:r>
+      <w:r>
+        <w:rPr>
+          <w:lang w:eastAsia="en-AU"/>
+        </w:rPr>
+        <w:t xml:space="preserve">Platform </w:t>
+      </w:r>
+      <w:r>
+        <w:rPr>
+          <w:lang w:eastAsia="en-AU"/>
+        </w:rPr>
+        <w:t>Developer</w:t>
+      </w:r>
+      <w:r>
+        <w:rPr>
+          <w:lang w:eastAsia="en-AU"/>
+        </w:rPr>
+        <w:t xml:space="preserve"> – Certificate Number: </w:t>
+      </w:r>
+      <w:r>
+        <w:rPr>
+          <w:lang w:eastAsia="en-AU"/>
+        </w:rPr>
+        <w:t>8142823</w:t>
       </w:r>
     </w:p>
     <w:p>
@@ -4157,7 +4106,6 @@
   <w:style w:type="character" w:default="1" w:styleId="DefaultParagraphFont">
     <w:name w:val="Default Paragraph Font"/>
     <w:uiPriority w:val="1"/>
-    <w:semiHidden/>
     <w:unhideWhenUsed/>
   </w:style>
   <w:style w:type="table" w:default="1" w:styleId="TableNormal">

--- a/Baseline/Efraim Taranto - Resume.docx
+++ b/Baseline/Efraim Taranto - Resume.docx
@@ -2,55 +2,6 @@
 <file path=word/document.xml><?xml version="1.0" encoding="utf-8"?>
 <w:document xmlns:wpc="http://schemas.microsoft.com/office/word/2010/wordprocessingCanvas" xmlns:cx="http://schemas.microsoft.com/office/drawing/2014/chartex" xmlns:cx1="http://schemas.microsoft.com/office/drawing/2015/9/8/chartex" xmlns:cx2="http://schemas.microsoft.com/office/drawing/2015/10/21/chartex" xmlns:cx3="http://schemas.microsoft.com/office/drawing/2016/5/9/chartex" xmlns:cx4="http://schemas.microsoft.com/office/drawing/2016/5/10/chartex" xmlns:cx5="http://schemas.microsoft.com/office/drawing/2016/5/11/chartex" xmlns:cx6="http://schemas.microsoft.com/office/drawing/2016/5/12/chartex" xmlns:cx7="http://schemas.microsoft.com/office/drawing/2016/5/13/chartex" xmlns:cx8="http://schemas.microsoft.com/office/drawing/2016/5/14/chartex" xmlns:mc="http://schemas.openxmlformats.org/markup-compatibility/2006" xmlns:aink="http://schemas.microsoft.com/office/drawing/2016/ink" xmlns:am3d="http://schemas.microsoft.com/office/drawing/2017/model3d" xmlns:o="urn:schemas-microsoft-com:office:office" xmlns:oel="http://schemas.microsoft.com/office/2019/extlst" xmlns:r="http://schemas.openxmlformats.org/officeDocument/2006/relationships" xmlns:m="http://schemas.openxmlformats.org/officeDocument/2006/math" xmlns:v="urn:schemas-microsoft-com:vml" xmlns:wp14="http://schemas.microsoft.com/office/word/2010/wordprocessingDrawing" xmlns:wp="http://schemas.openxmlformats.org/drawingml/2006/wordprocessingDrawing" xmlns:w10="urn:schemas-microsoft-com:office:word" xmlns:w="http://schemas.openxmlformats.org/wordprocessingml/2006/main" xmlns:w14="http://schemas.microsoft.com/office/word/2010/wordml" xmlns:w15="http://schemas.microsoft.com/office/word/2012/wordml" xmlns:w16cex="http://schemas.microsoft.com/office/word/2018/wordml/cex" xmlns:w16cid="http://schemas.microsoft.com/office/word/2016/wordml/cid" xmlns:w16="http://schemas.microsoft.com/office/word/2018/wordml" xmlns:w16du="http://schemas.microsoft.com/office/word/2023/wordml/word16du" xmlns:w16sdtdh="http://schemas.microsoft.com/office/word/2020/wordml/sdtdatahash" xmlns:w16sdtfl="http://schemas.microsoft.com/office/word/2024/wordml/sdtformatlock" xmlns:w16se="http://schemas.microsoft.com/office/word/2015/wordml/symex" xmlns:wpg="http://schemas.microsoft.com/office/word/2010/wordprocessingGroup" xmlns:wpi="http://schemas.microsoft.com/office/word/2010/wordprocessingInk" xmlns:wne="http://schemas.microsoft.com/office/word/2006/wordml" xmlns:wps="http://schemas.microsoft.com/office/word/2010/wordprocessingShape" mc:Ignorable="w14 w15 w16se w16cid w16 w16cex w16sdtdh w16sdtfl w16du wp14">
   <w:body>
-    <w:p>
-      <w:pPr>
-        <w:pStyle w:val="Title"/>
-      </w:pPr>
-      <w:r>
-        <w:t>Efraim Taranto</w:t>
-      </w:r>
-      <w:r>
-        <w:t xml:space="preserve"> </w:t>
-      </w:r>
-      <w:r>
-        <w:tab/>
-      </w:r>
-      <w:r>
-        <w:tab/>
-      </w:r>
-      <w:r>
-        <w:tab/>
-      </w:r>
-      <w:r>
-        <w:tab/>
-      </w:r>
-      <w:r>
-        <w:tab/>
-      </w:r>
-      <w:r>
-        <w:tab/>
-      </w:r>
-      <w:r>
-        <w:tab/>
-      </w:r>
-    </w:p>
-    <w:p>
-      <w:pPr>
-        <w:pStyle w:val="Quote"/>
-      </w:pPr>
-      <w:r>
-        <w:t xml:space="preserve">Technology </w:t>
-      </w:r>
-      <w:r>
-        <w:t>and</w:t>
-      </w:r>
-      <w:r>
-        <w:t xml:space="preserve"> Delivery | Engineering | Architecture | Enterprise Platforms</w:t>
-      </w:r>
-      <w:r>
-        <w:t xml:space="preserve"> | Transformation</w:t>
-      </w:r>
-    </w:p>
     <w:p>
       <w:pPr>
         <w:pStyle w:val="Title"/>
@@ -63,36 +14,7 @@
         </w:rPr>
       </w:pPr>
       <w:r>
-        <w:rPr>
-          <w:rFonts w:eastAsiaTheme="minorHAnsi"/>
-          <w:b/>
-          <w:bCs/>
-          <w:spacing w:val="0"/>
-          <w:kern w:val="2"/>
-          <w:sz w:val="22"/>
-          <w:szCs w:val="22"/>
-        </w:rPr>
-        <w:t>Australian Citizen</w:t>
-      </w:r>
-      <w:r>
-        <w:rPr>
-          <w:rFonts w:eastAsiaTheme="minorHAnsi"/>
-          <w:spacing w:val="0"/>
-          <w:kern w:val="2"/>
-          <w:sz w:val="22"/>
-          <w:szCs w:val="22"/>
-        </w:rPr>
-        <w:t xml:space="preserve"> – Ormond, Victoria 320</w:t>
-      </w:r>
-      <w:r>
-        <w:rPr>
-          <w:rFonts w:eastAsiaTheme="minorHAnsi"/>
-          <w:spacing w:val="0"/>
-          <w:kern w:val="2"/>
-          <w:sz w:val="22"/>
-          <w:szCs w:val="22"/>
-        </w:rPr>
-        <w:t>4</w:t>
+        <w:t>Efraim Taranto</w:t>
       </w:r>
     </w:p>
     <w:p>
@@ -142,6 +64,16 @@
           <w:t>https://www.linkedin.com/in/efraim-taranto-2306344</w:t>
         </w:r>
       </w:hyperlink>
+      <w:r>
+        <w:t xml:space="preserve"> | </w:t>
+      </w:r>
+      <w:r>
+        <w:rPr>
+          <w:sz w:val="20"/>
+          <w:szCs w:val="20"/>
+        </w:rPr>
+        <w:t>Ormond, VIC 3204</w:t>
+      </w:r>
     </w:p>
     <w:p>
       <w:pPr>
@@ -340,108 +272,6 @@
       </w:r>
       <w:r>
         <w:t>: Clear communication; teamwork; enthusiasm; honesty; empathy; flexibility; adaptability; creativity; leadership by example.</w:t>
-      </w:r>
-    </w:p>
-    <w:p>
-      <w:pPr>
-        <w:pStyle w:val="Heading1"/>
-        <w:spacing w:before="0" w:after="0" w:line="168" w:lineRule="auto"/>
-        <w:rPr>
-          <w:sz w:val="24"/>
-          <w:szCs w:val="24"/>
-        </w:rPr>
-      </w:pPr>
-    </w:p>
-    <w:p>
-      <w:pPr>
-        <w:pStyle w:val="Heading1"/>
-        <w:spacing w:before="0" w:after="0"/>
-        <w:rPr>
-          <w:lang w:eastAsia="en-AU"/>
-        </w:rPr>
-      </w:pPr>
-      <w:r>
-        <w:t>Selected Career Highlights</w:t>
-      </w:r>
-    </w:p>
-    <w:p>
-      <w:pPr>
-        <w:pStyle w:val="ListParagraph"/>
-      </w:pPr>
-      <w:r>
-        <w:t xml:space="preserve">Democratised Salesforce </w:t>
-      </w:r>
-      <w:r>
-        <w:t>release management at</w:t>
-      </w:r>
-      <w:r>
-        <w:t xml:space="preserve"> Origin by </w:t>
-      </w:r>
-      <w:r>
-        <w:t xml:space="preserve">building a </w:t>
-      </w:r>
-      <w:r>
-        <w:t xml:space="preserve">custom application </w:t>
-      </w:r>
-      <w:r>
-        <w:t xml:space="preserve">that orchestrated </w:t>
-      </w:r>
-      <w:r>
-        <w:t xml:space="preserve">CI/CD </w:t>
-      </w:r>
-      <w:r>
-        <w:t>workflows</w:t>
-      </w:r>
-      <w:r>
-        <w:t xml:space="preserve"> using </w:t>
-      </w:r>
-      <w:r>
-        <w:t>GitHub Actions</w:t>
-      </w:r>
-      <w:r>
-        <w:t xml:space="preserve">, AI </w:t>
-      </w:r>
-      <w:r>
-        <w:t>guardrails,</w:t>
-      </w:r>
-      <w:r>
-        <w:t xml:space="preserve"> and documentation</w:t>
-      </w:r>
-      <w:r>
-        <w:t>.</w:t>
-      </w:r>
-    </w:p>
-    <w:p>
-      <w:pPr>
-        <w:pStyle w:val="ListParagraph"/>
-      </w:pPr>
-      <w:r>
-        <w:t>Optimised Salesforce Sales Cloud by refactoring triggers and flows affecting order management, accounts, points of delivery, and invoicing, reducing reported incidents by 90% and creating capacity for platform growth.</w:t>
-      </w:r>
-    </w:p>
-    <w:p>
-      <w:pPr>
-        <w:pStyle w:val="ListParagraph"/>
-      </w:pPr>
-      <w:r>
-        <w:t>Developed an order scheduler in Salesforce for Origin, serving more than 50,000 points of delivery by combining delivery schedules with daily batch execution and reducing annual manual configuration by more than 3,000 hours.</w:t>
-      </w:r>
-    </w:p>
-    <w:p>
-      <w:pPr>
-        <w:pStyle w:val="ListParagraph"/>
-      </w:pPr>
-      <w:r>
-        <w:t>Enabled a COVID-19 pro bono response using Salesforce NPSP to calculate household food allocations and coordinate volunteer deliveries through V4S.</w:t>
-      </w:r>
-    </w:p>
-    <w:p>
-      <w:pPr>
-        <w:pStyle w:val="ListParagraph"/>
-        <w:spacing w:after="0"/>
-      </w:pPr>
-      <w:r>
-        <w:t>Consolidated program management reporting across multiple project platforms, reducing weekly reporting effort from approximately eight hours per project manager to a consolidated saving of around 60 project management hours per week.</w:t>
       </w:r>
     </w:p>
     <w:p>
@@ -567,8 +397,13 @@
       <w:r>
         <w:t xml:space="preserve">and </w:t>
       </w:r>
-      <w:r>
-        <w:t>Snyk compliance</w:t>
+      <w:proofErr w:type="spellStart"/>
+      <w:r>
+        <w:t>Snyk</w:t>
+      </w:r>
+      <w:proofErr w:type="spellEnd"/>
+      <w:r>
+        <w:t xml:space="preserve"> compliance</w:t>
       </w:r>
       <w:r>
         <w:t xml:space="preserve"> checks.</w:t>
@@ -697,50 +532,10 @@
         <w:spacing w:after="0"/>
       </w:pPr>
       <w:r>
-        <w:lastRenderedPageBreak/>
-        <w:t>Delivered the solution architecture for the Business LPG</w:t>
-      </w:r>
-      <w:r>
-        <w:t xml:space="preserve"> sales process</w:t>
-      </w:r>
-      <w:r>
-        <w:t xml:space="preserve">, mapping business requirements </w:t>
-      </w:r>
-      <w:r>
-        <w:t>to</w:t>
-      </w:r>
-      <w:r>
-        <w:t xml:space="preserve"> Salesforce technologies including Sales Cloud for </w:t>
-      </w:r>
-      <w:r>
-        <w:t>acquisition</w:t>
-      </w:r>
-      <w:r>
-        <w:t xml:space="preserve"> and </w:t>
-      </w:r>
-      <w:r>
-        <w:t>retention</w:t>
-      </w:r>
-      <w:r>
-        <w:t xml:space="preserve">, Agentforce for </w:t>
-      </w:r>
-      <w:r>
-        <w:t>field sales</w:t>
-      </w:r>
-      <w:r>
-        <w:t xml:space="preserve"> support, Data360 for continuous data analysis</w:t>
-      </w:r>
-      <w:r>
-        <w:t>, lead</w:t>
-      </w:r>
-      <w:r>
-        <w:t xml:space="preserve"> revival</w:t>
-      </w:r>
-      <w:r>
-        <w:t>,</w:t>
-      </w:r>
-      <w:r>
-        <w:t xml:space="preserve"> and Segment Builder.</w:t>
+        <w:t>L</w:t>
+      </w:r>
+      <w:r>
+        <w:t>ed the implementation of Data360 and its integration with an external telemetry system, enabling near-real-time consumption measurement.</w:t>
       </w:r>
     </w:p>
     <w:p>
@@ -753,31 +548,57 @@
         <w:spacing w:after="0"/>
       </w:pPr>
       <w:r>
-        <w:t xml:space="preserve">Provided hands-on </w:t>
-      </w:r>
-      <w:r>
-        <w:t xml:space="preserve">technical </w:t>
-      </w:r>
-      <w:r>
-        <w:t xml:space="preserve">leadership for Origin Business Energy Salesforce Sales and Service Cloud, integrating Salesforce with Gentrack Velocity </w:t>
-      </w:r>
-      <w:r>
-        <w:t>through</w:t>
-      </w:r>
-      <w:r>
-        <w:t xml:space="preserve"> Platform Events</w:t>
+        <w:t>Delivered the solution architecture for the Business LPG</w:t>
+      </w:r>
+      <w:r>
+        <w:t xml:space="preserve"> sales process</w:t>
+      </w:r>
+      <w:r>
+        <w:t xml:space="preserve">, mapping business requirements </w:t>
+      </w:r>
+      <w:r>
+        <w:t>to</w:t>
+      </w:r>
+      <w:r>
+        <w:t xml:space="preserve"> Salesforce technologies including Sales Cloud for </w:t>
+      </w:r>
+      <w:r>
+        <w:t>acquisition</w:t>
+      </w:r>
+      <w:r>
+        <w:t xml:space="preserve"> and </w:t>
+      </w:r>
+      <w:r>
+        <w:t>retention</w:t>
       </w:r>
       <w:r>
         <w:t xml:space="preserve">, </w:t>
       </w:r>
-      <w:r>
-        <w:t>REST APIs</w:t>
-      </w:r>
-      <w:r>
-        <w:t>, asynchronous processing, and robust error-handling patterns. Led solution design and delivery across configuration, Apex, Flow, integration mapping, data validation, release coordination, and defect resolution, working closely with business, architecture, testing, and vendor teams to translate complex energy-retail requirements into reliable production capability</w:t>
-      </w:r>
-      <w:r>
-        <w:t>.</w:t>
+      <w:proofErr w:type="spellStart"/>
+      <w:r>
+        <w:t>Agentforce</w:t>
+      </w:r>
+      <w:proofErr w:type="spellEnd"/>
+      <w:r>
+        <w:t xml:space="preserve"> for </w:t>
+      </w:r>
+      <w:r>
+        <w:t>field sales</w:t>
+      </w:r>
+      <w:r>
+        <w:t xml:space="preserve"> support, Data360 for continuous data analysis</w:t>
+      </w:r>
+      <w:r>
+        <w:t>, lead</w:t>
+      </w:r>
+      <w:r>
+        <w:t xml:space="preserve"> revival</w:t>
+      </w:r>
+      <w:r>
+        <w:t>,</w:t>
+      </w:r>
+      <w:r>
+        <w:t xml:space="preserve"> and Segment Builder.</w:t>
       </w:r>
     </w:p>
     <w:p>
@@ -790,6 +611,131 @@
         <w:spacing w:after="0"/>
       </w:pPr>
       <w:r>
+        <w:t xml:space="preserve">Provided hands-on </w:t>
+      </w:r>
+      <w:r>
+        <w:t xml:space="preserve">technical </w:t>
+      </w:r>
+      <w:r>
+        <w:t xml:space="preserve">leadership for Origin Business Energy Salesforce Sales and Service Cloud, integrating Salesforce with Gentrack Velocity </w:t>
+      </w:r>
+      <w:r>
+        <w:t>through</w:t>
+      </w:r>
+      <w:r>
+        <w:t xml:space="preserve"> Platform Events</w:t>
+      </w:r>
+      <w:r>
+        <w:t xml:space="preserve">, </w:t>
+      </w:r>
+      <w:r>
+        <w:t>REST APIs</w:t>
+      </w:r>
+      <w:r>
+        <w:t>, asynchronous processing, and robust error-handling patterns. Led solution design and delivery across configuration, Apex, Flow, integration mapping, data validation, release coordination, and defect resolution, working closely with business, architecture, testing, and vendor teams to translate complex energy-retail requirements into reliable production capability</w:t>
+      </w:r>
+      <w:r>
+        <w:t>.</w:t>
+      </w:r>
+    </w:p>
+    <w:p>
+      <w:pPr>
+        <w:pStyle w:val="ListParagraph"/>
+        <w:numPr>
+          <w:ilvl w:val="0"/>
+          <w:numId w:val="2"/>
+        </w:numPr>
+        <w:spacing w:after="0"/>
+      </w:pPr>
+      <w:r>
+        <w:t>Led the setup and day-to-day operation of Dev/UAT/Production business units in a single Salesforce Marketing Cloud Engagement account, overseeing a developer's Git-based version control and release process</w:t>
+      </w:r>
+      <w:r>
+        <w:t xml:space="preserve"> (</w:t>
+      </w:r>
+      <w:r>
+        <w:t>Journeys</w:t>
+      </w:r>
+      <w:r>
+        <w:t xml:space="preserve">, </w:t>
+      </w:r>
+      <w:r>
+        <w:t>automations, data extensions</w:t>
+      </w:r>
+      <w:r>
+        <w:t>, etc</w:t>
+      </w:r>
+      <w:r>
+        <w:t>)</w:t>
+      </w:r>
+      <w:r>
+        <w:t xml:space="preserve"> based on </w:t>
+      </w:r>
+      <w:r>
+        <w:t xml:space="preserve">SFMC </w:t>
+      </w:r>
+      <w:proofErr w:type="spellStart"/>
+      <w:r>
+        <w:t>DevTools</w:t>
+      </w:r>
+      <w:proofErr w:type="spellEnd"/>
+      <w:r>
+        <w:t xml:space="preserve"> (mcdev)</w:t>
+      </w:r>
+      <w:r>
+        <w:t>.</w:t>
+      </w:r>
+    </w:p>
+    <w:p>
+      <w:pPr>
+        <w:pStyle w:val="ListParagraph"/>
+        <w:numPr>
+          <w:ilvl w:val="0"/>
+          <w:numId w:val="2"/>
+        </w:numPr>
+        <w:spacing w:after="0"/>
+      </w:pPr>
+      <w:r>
+        <w:lastRenderedPageBreak/>
+        <w:t>Kept UAT aligned with Production by reviewing differences between environments before each release, so testing reflected real behaviour.</w:t>
+      </w:r>
+    </w:p>
+    <w:p>
+      <w:pPr>
+        <w:pStyle w:val="ListParagraph"/>
+        <w:numPr>
+          <w:ilvl w:val="0"/>
+          <w:numId w:val="2"/>
+        </w:numPr>
+        <w:spacing w:after="0"/>
+      </w:pPr>
+      <w:r>
+        <w:t>Designed and enforced a data-masking approach for UAT, replacing contact emails and phone numbers so no test send could reach a real customer by email or SMS.</w:t>
+      </w:r>
+    </w:p>
+    <w:p>
+      <w:pPr>
+        <w:pStyle w:val="ListParagraph"/>
+        <w:numPr>
+          <w:ilvl w:val="0"/>
+          <w:numId w:val="2"/>
+        </w:numPr>
+        <w:spacing w:after="0"/>
+      </w:pPr>
+      <w:r>
+        <w:t>Reviewed and approved changes before promotion between environments and set the standards for what could go into Production.</w:t>
+      </w:r>
+    </w:p>
+    <w:p>
+      <w:pPr>
+        <w:pStyle w:val="ListParagraph"/>
+        <w:numPr>
+          <w:ilvl w:val="0"/>
+          <w:numId w:val="2"/>
+        </w:numPr>
+        <w:spacing w:after="0"/>
+      </w:pPr>
+      <w:r>
         <w:t xml:space="preserve">Designed and </w:t>
       </w:r>
       <w:r>
@@ -983,8 +929,13 @@
         <w:t>scaled it</w:t>
       </w:r>
       <w:r>
-        <w:t xml:space="preserve"> to 50,000 concurrent connections using BlazeMeter</w:t>
-      </w:r>
+        <w:t xml:space="preserve"> to 50,000 concurrent connections using </w:t>
+      </w:r>
+      <w:proofErr w:type="spellStart"/>
+      <w:r>
+        <w:t>BlazeMeter</w:t>
+      </w:r>
+      <w:proofErr w:type="spellEnd"/>
       <w:r>
         <w:t>, validating</w:t>
       </w:r>
@@ -1218,7 +1169,15 @@
         <w:t xml:space="preserve"> and </w:t>
       </w:r>
       <w:r>
-        <w:t xml:space="preserve">integrated with HP Quality Center to execute </w:t>
+        <w:t xml:space="preserve">integrated with HP Quality </w:t>
+      </w:r>
+      <w:proofErr w:type="spellStart"/>
+      <w:r>
+        <w:t>Center</w:t>
+      </w:r>
+      <w:proofErr w:type="spellEnd"/>
+      <w:r>
+        <w:t xml:space="preserve"> to execute </w:t>
       </w:r>
       <w:r>
         <w:t xml:space="preserve">tests </w:t>
@@ -1250,8 +1209,13 @@
       <w:r>
         <w:t xml:space="preserve"> SAP IS/U, </w:t>
       </w:r>
-      <w:r>
-        <w:t>WebMethods,</w:t>
+      <w:proofErr w:type="spellStart"/>
+      <w:r>
+        <w:t>WebMethods</w:t>
+      </w:r>
+      <w:proofErr w:type="spellEnd"/>
+      <w:r>
+        <w:t>,</w:t>
       </w:r>
       <w:r>
         <w:t xml:space="preserve"> and Energy Gateway. </w:t>
@@ -1285,7 +1249,23 @@
         <w:spacing w:after="0"/>
       </w:pPr>
       <w:r>
-        <w:t>Using the defined testing framework, engineered an enterprise test reporting mechanism by customising HP Quality Center and integrating HP Quality Center and Microsoft APIs. The mechanism provided a daily testing progress dashboard that collected manual and automated testing results as well as defect tracking, giving internal and vendor project managers a real-time view to support program testing gates.</w:t>
+        <w:t xml:space="preserve">Using the defined testing framework, engineered an enterprise test reporting mechanism by customising HP Quality </w:t>
+      </w:r>
+      <w:proofErr w:type="spellStart"/>
+      <w:r>
+        <w:t>Center</w:t>
+      </w:r>
+      <w:proofErr w:type="spellEnd"/>
+      <w:r>
+        <w:t xml:space="preserve"> and integrating HP Quality </w:t>
+      </w:r>
+      <w:proofErr w:type="spellStart"/>
+      <w:r>
+        <w:t>Center</w:t>
+      </w:r>
+      <w:proofErr w:type="spellEnd"/>
+      <w:r>
+        <w:t xml:space="preserve"> and Microsoft APIs. The mechanism provided a daily testing progress dashboard that collected manual and automated testing results as well as defect tracking, giving internal and vendor project managers a real-time view to support program testing gates.</w:t>
       </w:r>
     </w:p>
     <w:p>
@@ -1310,7 +1290,15 @@
         <w:t xml:space="preserve">the </w:t>
       </w:r>
       <w:r>
-        <w:t xml:space="preserve">HP Quality Center foundation </w:t>
+        <w:t xml:space="preserve">HP Quality </w:t>
+      </w:r>
+      <w:proofErr w:type="spellStart"/>
+      <w:r>
+        <w:t>Center</w:t>
+      </w:r>
+      <w:proofErr w:type="spellEnd"/>
+      <w:r>
+        <w:t xml:space="preserve"> foundation </w:t>
       </w:r>
       <w:r>
         <w:t>structure of releases</w:t>
@@ -1346,8 +1334,13 @@
       <w:r>
         <w:t xml:space="preserve">Built automated reporting tools that consolidated data from Microsoft Project, Microsoft Excel, HP Quality </w:t>
       </w:r>
-      <w:r>
-        <w:t>Center,</w:t>
+      <w:proofErr w:type="spellStart"/>
+      <w:r>
+        <w:t>Center</w:t>
+      </w:r>
+      <w:proofErr w:type="spellEnd"/>
+      <w:r>
+        <w:t>,</w:t>
       </w:r>
       <w:r>
         <w:t xml:space="preserve"> and Jira to produce daily development and testing progress reports</w:t>
@@ -1376,11 +1369,225 @@
       <w:pPr>
         <w:pStyle w:val="Heading2"/>
         <w:spacing w:before="0" w:after="0"/>
+      </w:pPr>
+      <w:r>
+        <w:t>Senior Consultant | Revolution IT</w:t>
+      </w:r>
+      <w:r>
+        <w:t xml:space="preserve"> (acquired by WIPRO)</w:t>
+      </w:r>
+    </w:p>
+    <w:p>
+      <w:pPr>
+        <w:spacing w:after="0"/>
         <w:rPr>
           <w:lang w:eastAsia="en-AU"/>
         </w:rPr>
       </w:pPr>
       <w:r>
+        <w:t>Melbourne</w:t>
+      </w:r>
+      <w:r>
+        <w:t xml:space="preserve"> | </w:t>
+      </w:r>
+      <w:r>
+        <w:t>January 20</w:t>
+      </w:r>
+      <w:r>
+        <w:t>08</w:t>
+      </w:r>
+      <w:r>
+        <w:t xml:space="preserve"> </w:t>
+      </w:r>
+      <w:r>
+        <w:t xml:space="preserve">– </w:t>
+      </w:r>
+      <w:r>
+        <w:t>January</w:t>
+      </w:r>
+      <w:r>
+        <w:t xml:space="preserve"> 201</w:t>
+      </w:r>
+      <w:r>
+        <w:t>1</w:t>
+      </w:r>
+    </w:p>
+    <w:p>
+      <w:pPr>
+        <w:pStyle w:val="ListParagraph"/>
+        <w:numPr>
+          <w:ilvl w:val="0"/>
+          <w:numId w:val="5"/>
+        </w:numPr>
+        <w:rPr>
+          <w:lang w:eastAsia="en-AU"/>
+        </w:rPr>
+      </w:pPr>
+      <w:r>
+        <w:t>Served as Test Automation Lead across client engagements for Australia Post, Rabobank, and Surefire, guiding automation delivery in varied project environments.</w:t>
+      </w:r>
+    </w:p>
+    <w:p>
+      <w:pPr>
+        <w:pStyle w:val="ListParagraph"/>
+        <w:numPr>
+          <w:ilvl w:val="0"/>
+          <w:numId w:val="5"/>
+        </w:numPr>
+        <w:rPr>
+          <w:lang w:eastAsia="en-AU"/>
+        </w:rPr>
+      </w:pPr>
+      <w:r>
+        <w:t>Developed a reporting dashboard that integrated timesheet and MYOB data to provide consultant-level financial performance and utilisation insights, supporting better resource-allocation decisions.</w:t>
+      </w:r>
+    </w:p>
+    <w:p>
+      <w:pPr>
+        <w:pStyle w:val="ListParagraph"/>
+        <w:numPr>
+          <w:ilvl w:val="0"/>
+          <w:numId w:val="5"/>
+        </w:numPr>
+        <w:rPr>
+          <w:lang w:eastAsia="en-AU"/>
+        </w:rPr>
+      </w:pPr>
+      <w:r>
+        <w:t xml:space="preserve">Delivered HP Quality </w:t>
+      </w:r>
+      <w:proofErr w:type="spellStart"/>
+      <w:r>
+        <w:t>Center</w:t>
+      </w:r>
+      <w:proofErr w:type="spellEnd"/>
+      <w:r>
+        <w:t xml:space="preserve"> and HP UFT training to testing teams across multiple Revolution IT clients, strengthening their capability to use the tools effectively.</w:t>
+      </w:r>
+    </w:p>
+    <w:p>
+      <w:pPr>
+        <w:pStyle w:val="Heading1"/>
+        <w:spacing w:before="0" w:after="0" w:line="168" w:lineRule="auto"/>
+        <w:rPr>
+          <w:sz w:val="24"/>
+          <w:szCs w:val="24"/>
+        </w:rPr>
+      </w:pPr>
+    </w:p>
+    <w:p>
+      <w:pPr>
+        <w:pStyle w:val="Heading2"/>
+        <w:spacing w:before="0" w:after="0"/>
+        <w:rPr>
+          <w:lang w:eastAsia="en-AU"/>
+        </w:rPr>
+      </w:pPr>
+      <w:r>
+        <w:t xml:space="preserve">Test Automation Lead </w:t>
+      </w:r>
+      <w:r>
+        <w:t xml:space="preserve">| </w:t>
+      </w:r>
+      <w:r>
+        <w:t>Eastlink</w:t>
+      </w:r>
+    </w:p>
+    <w:p>
+      <w:r>
+        <w:t>Melbourne</w:t>
+      </w:r>
+      <w:r>
+        <w:t xml:space="preserve"> | </w:t>
+      </w:r>
+      <w:r>
+        <w:t>Jane 2005</w:t>
+      </w:r>
+      <w:r>
+        <w:t xml:space="preserve"> </w:t>
+      </w:r>
+      <w:r>
+        <w:t>– January 2008</w:t>
+      </w:r>
+    </w:p>
+    <w:p>
+      <w:pPr>
+        <w:pStyle w:val="ListParagraph"/>
+        <w:numPr>
+          <w:ilvl w:val="0"/>
+          <w:numId w:val="5"/>
+        </w:numPr>
+        <w:rPr>
+          <w:lang w:eastAsia="en-AU"/>
+        </w:rPr>
+      </w:pPr>
+      <w:r>
+        <w:t>Led a team of four test automation specialists to deliver automated test coverage across SAP IS</w:t>
+      </w:r>
+      <w:r>
+        <w:t>/</w:t>
+      </w:r>
+      <w:r>
+        <w:t xml:space="preserve">U, the custom-developed tolling system, and the </w:t>
+      </w:r>
+      <w:proofErr w:type="spellStart"/>
+      <w:r>
+        <w:t>EastLink</w:t>
+      </w:r>
+      <w:proofErr w:type="spellEnd"/>
+      <w:r>
+        <w:t xml:space="preserve"> web portal.</w:t>
+      </w:r>
+    </w:p>
+    <w:p>
+      <w:pPr>
+        <w:pStyle w:val="ListParagraph"/>
+        <w:numPr>
+          <w:ilvl w:val="0"/>
+          <w:numId w:val="5"/>
+        </w:numPr>
+        <w:rPr>
+          <w:lang w:eastAsia="en-AU"/>
+        </w:rPr>
+      </w:pPr>
+      <w:r>
+        <w:t>Established a requirements traceability matrix to ensure that all government obligations in the Concession Deed were translated into system requirements and linked to corresponding manual and automated test cases.</w:t>
+      </w:r>
+    </w:p>
+    <w:p>
+      <w:pPr>
+        <w:pStyle w:val="ListParagraph"/>
+        <w:numPr>
+          <w:ilvl w:val="0"/>
+          <w:numId w:val="5"/>
+        </w:numPr>
+        <w:rPr>
+          <w:lang w:eastAsia="en-AU"/>
+        </w:rPr>
+      </w:pPr>
+      <w:r>
+        <w:t>Integrated Microsoft Project and Primavera schedules into a single dashboard, providing a consolidated view of program delivery.</w:t>
+      </w:r>
+    </w:p>
+    <w:p>
+      <w:pPr>
+        <w:pStyle w:val="Heading1"/>
+        <w:spacing w:before="0" w:after="0" w:line="168" w:lineRule="auto"/>
+        <w:rPr>
+          <w:sz w:val="24"/>
+          <w:szCs w:val="24"/>
+        </w:rPr>
+      </w:pPr>
+    </w:p>
+    <w:p>
+      <w:pPr>
+        <w:pStyle w:val="Heading2"/>
+        <w:spacing w:before="0" w:after="0"/>
+        <w:rPr>
+          <w:lang w:eastAsia="en-AU"/>
+        </w:rPr>
+      </w:pPr>
+      <w:r>
         <w:t>Earlier Career</w:t>
       </w:r>
     </w:p>
@@ -1407,7 +1614,7 @@
         <w:t xml:space="preserve">– </w:t>
       </w:r>
       <w:r>
-        <w:t>January 2011</w:t>
+        <w:t>June 2005</w:t>
       </w:r>
     </w:p>
     <w:p>
@@ -1420,7 +1627,7 @@
         <w:spacing w:after="0"/>
       </w:pPr>
       <w:r>
-        <w:t>Delivered senior technical consulting for Revolution IT/Wipro, customising HP Quality Center for multiple clients, implementing test automation suites, and delivering HP Quality Center and HP UFT training for end users and technical teams.</w:t>
+        <w:t>Supported Transurban’s BAU CRM Clarify environment, enhancing integration between the Clarify Microsoft SQL Server database and the Oracle-based tolling system.</w:t>
       </w:r>
     </w:p>
     <w:p>
@@ -1433,8 +1640,39 @@
         <w:spacing w:after="0"/>
       </w:pPr>
       <w:r>
-        <w:lastRenderedPageBreak/>
-        <w:t>Supported Transurban’s BAU CRM Clarify environment, enhancing integration between the Clarify Microsoft SQL Server database and the Oracle-based tolling system.</w:t>
+        <w:t xml:space="preserve">Led technical and functional consulting for </w:t>
+      </w:r>
+      <w:proofErr w:type="spellStart"/>
+      <w:r>
+        <w:t>Quanam</w:t>
+      </w:r>
+      <w:proofErr w:type="spellEnd"/>
+      <w:r>
+        <w:t xml:space="preserve"> PeopleSoft implementations across ERP, CRM, inventory, order management, and project costing, integrating PeopleSoft and </w:t>
+      </w:r>
+      <w:proofErr w:type="spellStart"/>
+      <w:r>
+        <w:t>Vantive</w:t>
+      </w:r>
+      <w:proofErr w:type="spellEnd"/>
+      <w:r>
+        <w:t xml:space="preserve"> with legacy systems using IBM MQSeries and customising solutions with </w:t>
+      </w:r>
+      <w:proofErr w:type="spellStart"/>
+      <w:r>
+        <w:t>PeopleCode</w:t>
+      </w:r>
+      <w:proofErr w:type="spellEnd"/>
+      <w:r>
+        <w:t xml:space="preserve">, SQR, Application Engine, and </w:t>
+      </w:r>
+      <w:proofErr w:type="spellStart"/>
+      <w:r>
+        <w:t>nVision</w:t>
+      </w:r>
+      <w:proofErr w:type="spellEnd"/>
+      <w:r>
+        <w:t>.</w:t>
       </w:r>
     </w:p>
     <w:p>
@@ -1447,7 +1685,7 @@
         <w:spacing w:after="0"/>
       </w:pPr>
       <w:r>
-        <w:t>Led technical and functional consulting for Quanam PeopleSoft implementations across ERP, CRM, inventory, order management, and project costing, integrating PeopleSoft and Vantive with legacy systems using IBM MQSeries and customising solutions with PeopleCode, SQR, Application Engine, and nVision.</w:t>
+        <w:t>Implemented Cognos BI and ETL solutions and delivered technical training across PeopleSoft and Cognos toolsets, strengthening reporting, integration, and internal technical capability.</w:t>
       </w:r>
     </w:p>
     <w:p>
@@ -1460,81 +1698,7 @@
         <w:spacing w:after="0"/>
       </w:pPr>
       <w:r>
-        <w:t>Implemented Cognos BI and ETL solutions and delivered technical training across PeopleSoft and Cognos toolsets, strengthening reporting, integration, and internal technical capability.</w:t>
-      </w:r>
-    </w:p>
-    <w:p>
-      <w:pPr>
-        <w:pStyle w:val="ListParagraph"/>
-        <w:numPr>
-          <w:ilvl w:val="0"/>
-          <w:numId w:val="5"/>
-        </w:numPr>
-        <w:spacing w:after="0"/>
-      </w:pPr>
-      <w:r>
         <w:t>Built freelance software and database solutions using COBOL, PowerBuilder, Visual Basic, Gupta SQL Windows, Microsoft SQL Server, and Informix.</w:t>
-      </w:r>
-    </w:p>
-    <w:p>
-      <w:pPr>
-        <w:pStyle w:val="ListParagraph"/>
-        <w:numPr>
-          <w:ilvl w:val="0"/>
-          <w:numId w:val="5"/>
-        </w:numPr>
-        <w:spacing w:after="0"/>
-      </w:pPr>
-      <w:r>
-        <w:t>Designed and developed a custom</w:t>
-      </w:r>
-      <w:r>
-        <w:t xml:space="preserve"> employee and payroll application for a small company in Venezuela</w:t>
-      </w:r>
-      <w:r>
-        <w:t>, enabling the business</w:t>
-      </w:r>
-      <w:r>
-        <w:t xml:space="preserve"> to administer </w:t>
-      </w:r>
-      <w:r>
-        <w:t>employee records, calculate</w:t>
-      </w:r>
-      <w:r>
-        <w:t xml:space="preserve"> weekly </w:t>
-      </w:r>
-      <w:r>
-        <w:t xml:space="preserve">payroll, manage </w:t>
-      </w:r>
-      <w:r>
-        <w:t>pay</w:t>
-      </w:r>
-      <w:r>
-        <w:t>-</w:t>
-      </w:r>
-      <w:r>
-        <w:t>cycle</w:t>
-      </w:r>
-      <w:r>
-        <w:t xml:space="preserve"> inputs, and produce controlled payment outputs. The solution replaced</w:t>
-      </w:r>
-      <w:r>
-        <w:t xml:space="preserve"> manual paper calculation</w:t>
-      </w:r>
-      <w:r>
-        <w:t xml:space="preserve"> and </w:t>
-      </w:r>
-      <w:r>
-        <w:t xml:space="preserve">administrative </w:t>
-      </w:r>
-      <w:r>
-        <w:t>processes with a more structured</w:t>
-      </w:r>
-      <w:r>
-        <w:t xml:space="preserve"> and</w:t>
-      </w:r>
-      <w:r>
-        <w:t xml:space="preserve"> auditable workflow, improving accuracy, consistency, and operational control across the weekly payroll cycle.</w:t>
       </w:r>
     </w:p>
     <w:p>
@@ -1609,19 +1773,6 @@
       </w:r>
       <w:r>
         <w:t xml:space="preserve"> needs.</w:t>
-      </w:r>
-    </w:p>
-    <w:p>
-      <w:pPr>
-        <w:pStyle w:val="ListParagraph"/>
-        <w:numPr>
-          <w:ilvl w:val="0"/>
-          <w:numId w:val="6"/>
-        </w:numPr>
-        <w:spacing w:after="0"/>
-      </w:pPr>
-      <w:r>
-        <w:t>Built a Salesforce application for CCare that used recipient, household, and location data to calculate food parcel allocations and assign deliveries to volunteers for distribution.</w:t>
       </w:r>
     </w:p>
     <w:p>
@@ -1852,7 +2003,23 @@
           <w:b/>
           <w:bCs/>
         </w:rPr>
-        <w:t>Universidad Metropolitana, Venezuela</w:t>
+        <w:t xml:space="preserve">Universidad </w:t>
+      </w:r>
+      <w:proofErr w:type="spellStart"/>
+      <w:r>
+        <w:rPr>
+          <w:b/>
+          <w:bCs/>
+        </w:rPr>
+        <w:t>Metropolitana</w:t>
+      </w:r>
+      <w:proofErr w:type="spellEnd"/>
+      <w:r>
+        <w:rPr>
+          <w:b/>
+          <w:bCs/>
+        </w:rPr>
+        <w:t>, Venezuela</w:t>
       </w:r>
       <w:r>
         <w:t xml:space="preserve"> | 1990–1995</w:t>
@@ -1993,13 +2160,7 @@
         <w:rPr>
           <w:lang w:eastAsia="en-AU"/>
         </w:rPr>
-        <w:t>Developer</w:t>
-      </w:r>
-      <w:r>
-        <w:rPr>
-          <w:lang w:eastAsia="en-AU"/>
-        </w:rPr>
-        <w:t xml:space="preserve"> – Certificate Number: </w:t>
+        <w:t xml:space="preserve">Developer – Certificate Number: </w:t>
       </w:r>
       <w:r>
         <w:rPr>
@@ -2096,17 +2257,6 @@
       <w:r>
         <w:t>Bilingual proficiency: Spanish native, English professional</w:t>
       </w:r>
-    </w:p>
-    <w:p>
-      <w:pPr>
-        <w:pStyle w:val="ListParagraph"/>
-        <w:numPr>
-          <w:ilvl w:val="0"/>
-          <w:numId w:val="0"/>
-        </w:numPr>
-        <w:spacing w:after="0"/>
-        <w:ind w:left="720"/>
-      </w:pPr>
     </w:p>
     <w:sectPr>
       <w:pgSz w:w="11906" w:h="16838"/>
@@ -2121,6 +2271,155 @@
 <file path=word/numbering.xml><?xml version="1.0" encoding="utf-8"?>
 <w:numbering xmlns:wpc="http://schemas.microsoft.com/office/word/2010/wordprocessingCanvas" xmlns:cx="http://schemas.microsoft.com/office/drawing/2014/chartex" xmlns:cx1="http://schemas.microsoft.com/office/drawing/2015/9/8/chartex" xmlns:cx2="http://schemas.microsoft.com/office/drawing/2015/10/21/chartex" xmlns:cx3="http://schemas.microsoft.com/office/drawing/2016/5/9/chartex" xmlns:cx4="http://schemas.microsoft.com/office/drawing/2016/5/10/chartex" xmlns:cx5="http://schemas.microsoft.com/office/drawing/2016/5/11/chartex" xmlns:cx6="http://schemas.microsoft.com/office/drawing/2016/5/12/chartex" xmlns:cx7="http://schemas.microsoft.com/office/drawing/2016/5/13/chartex" xmlns:cx8="http://schemas.microsoft.com/office/drawing/2016/5/14/chartex" xmlns:mc="http://schemas.openxmlformats.org/markup-compatibility/2006" xmlns:aink="http://schemas.microsoft.com/office/drawing/2016/ink" xmlns:am3d="http://schemas.microsoft.com/office/drawing/2017/model3d" xmlns:o="urn:schemas-microsoft-com:office:office" xmlns:oel="http://schemas.microsoft.com/office/2019/extlst" xmlns:r="http://schemas.openxmlformats.org/officeDocument/2006/relationships" xmlns:m="http://schemas.openxmlformats.org/officeDocument/2006/math" xmlns:v="urn:schemas-microsoft-com:vml" xmlns:wp14="http://schemas.microsoft.com/office/word/2010/wordprocessingDrawing" xmlns:wp="http://schemas.openxmlformats.org/drawingml/2006/wordprocessingDrawing" xmlns:w10="urn:schemas-microsoft-com:office:word" xmlns:w="http://schemas.openxmlformats.org/wordprocessingml/2006/main" xmlns:w14="http://schemas.microsoft.com/office/word/2010/wordml" xmlns:w15="http://schemas.microsoft.com/office/word/2012/wordml" xmlns:w16cex="http://schemas.microsoft.com/office/word/2018/wordml/cex" xmlns:w16cid="http://schemas.microsoft.com/office/word/2016/wordml/cid" xmlns:w16="http://schemas.microsoft.com/office/word/2018/wordml" xmlns:w16du="http://schemas.microsoft.com/office/word/2023/wordml/word16du" xmlns:w16sdtdh="http://schemas.microsoft.com/office/word/2020/wordml/sdtdatahash" xmlns:w16sdtfl="http://schemas.microsoft.com/office/word/2024/wordml/sdtformatlock" xmlns:w16se="http://schemas.microsoft.com/office/word/2015/wordml/symex" xmlns:wpg="http://schemas.microsoft.com/office/word/2010/wordprocessingGroup" xmlns:wpi="http://schemas.microsoft.com/office/word/2010/wordprocessingInk" xmlns:wne="http://schemas.microsoft.com/office/word/2006/wordml" xmlns:wps="http://schemas.microsoft.com/office/word/2010/wordprocessingShape" mc:Ignorable="w14 w15 w16se w16cid w16 w16cex w16sdtdh w16sdtfl w16du wp14">
   <w:abstractNum w:abstractNumId="0" w15:restartNumberingAfterBreak="0">
+    <w:nsid w:val="0B7E2257"/>
+    <w:multiLevelType w:val="multilevel"/>
+    <w:tmpl w:val="43325FCC"/>
+    <w:lvl w:ilvl="0">
+      <w:start w:val="1"/>
+      <w:numFmt w:val="bullet"/>
+      <w:lvlText w:val=""/>
+      <w:lvlJc w:val="left"/>
+      <w:pPr>
+        <w:tabs>
+          <w:tab w:val="num" w:pos="720"/>
+        </w:tabs>
+        <w:ind w:left="720" w:hanging="360"/>
+      </w:pPr>
+      <w:rPr>
+        <w:rFonts w:ascii="Symbol" w:hAnsi="Symbol" w:hint="default"/>
+        <w:sz w:val="20"/>
+      </w:rPr>
+    </w:lvl>
+    <w:lvl w:ilvl="1" w:tentative="1">
+      <w:start w:val="1"/>
+      <w:numFmt w:val="bullet"/>
+      <w:lvlText w:val="o"/>
+      <w:lvlJc w:val="left"/>
+      <w:pPr>
+        <w:tabs>
+          <w:tab w:val="num" w:pos="1440"/>
+        </w:tabs>
+        <w:ind w:left="1440" w:hanging="360"/>
+      </w:pPr>
+      <w:rPr>
+        <w:rFonts w:ascii="Courier New" w:hAnsi="Courier New" w:hint="default"/>
+        <w:sz w:val="20"/>
+      </w:rPr>
+    </w:lvl>
+    <w:lvl w:ilvl="2" w:tentative="1">
+      <w:start w:val="1"/>
+      <w:numFmt w:val="bullet"/>
+      <w:lvlText w:val=""/>
+      <w:lvlJc w:val="left"/>
+      <w:pPr>
+        <w:tabs>
+          <w:tab w:val="num" w:pos="2160"/>
+        </w:tabs>
+        <w:ind w:left="2160" w:hanging="360"/>
+      </w:pPr>
+      <w:rPr>
+        <w:rFonts w:ascii="Wingdings" w:hAnsi="Wingdings" w:hint="default"/>
+        <w:sz w:val="20"/>
+      </w:rPr>
+    </w:lvl>
+    <w:lvl w:ilvl="3" w:tentative="1">
+      <w:start w:val="1"/>
+      <w:numFmt w:val="bullet"/>
+      <w:lvlText w:val=""/>
+      <w:lvlJc w:val="left"/>
+      <w:pPr>
+        <w:tabs>
+          <w:tab w:val="num" w:pos="2880"/>
+        </w:tabs>
+        <w:ind w:left="2880" w:hanging="360"/>
+      </w:pPr>
+      <w:rPr>
+        <w:rFonts w:ascii="Wingdings" w:hAnsi="Wingdings" w:hint="default"/>
+        <w:sz w:val="20"/>
+      </w:rPr>
+    </w:lvl>
+    <w:lvl w:ilvl="4" w:tentative="1">
+      <w:start w:val="1"/>
+      <w:numFmt w:val="bullet"/>
+      <w:lvlText w:val=""/>
+      <w:lvlJc w:val="left"/>
+      <w:pPr>
+        <w:tabs>
+          <w:tab w:val="num" w:pos="3600"/>
+        </w:tabs>
+        <w:ind w:left="3600" w:hanging="360"/>
+      </w:pPr>
+      <w:rPr>
+        <w:rFonts w:ascii="Wingdings" w:hAnsi="Wingdings" w:hint="default"/>
+        <w:sz w:val="20"/>
+      </w:rPr>
+    </w:lvl>
+    <w:lvl w:ilvl="5" w:tentative="1">
+      <w:start w:val="1"/>
+      <w:numFmt w:val="bullet"/>
+      <w:lvlText w:val=""/>
+      <w:lvlJc w:val="left"/>
+      <w:pPr>
+        <w:tabs>
+          <w:tab w:val="num" w:pos="4320"/>
+        </w:tabs>
+        <w:ind w:left="4320" w:hanging="360"/>
+      </w:pPr>
+      <w:rPr>
+        <w:rFonts w:ascii="Wingdings" w:hAnsi="Wingdings" w:hint="default"/>
+        <w:sz w:val="20"/>
+      </w:rPr>
+    </w:lvl>
+    <w:lvl w:ilvl="6" w:tentative="1">
+      <w:start w:val="1"/>
+      <w:numFmt w:val="bullet"/>
+      <w:lvlText w:val=""/>
+      <w:lvlJc w:val="left"/>
+      <w:pPr>
+        <w:tabs>
+          <w:tab w:val="num" w:pos="5040"/>
+        </w:tabs>
+        <w:ind w:left="5040" w:hanging="360"/>
+      </w:pPr>
+      <w:rPr>
+        <w:rFonts w:ascii="Wingdings" w:hAnsi="Wingdings" w:hint="default"/>
+        <w:sz w:val="20"/>
+      </w:rPr>
+    </w:lvl>
+    <w:lvl w:ilvl="7" w:tentative="1">
+      <w:start w:val="1"/>
+      <w:numFmt w:val="bullet"/>
+      <w:lvlText w:val=""/>
+      <w:lvlJc w:val="left"/>
+      <w:pPr>
+        <w:tabs>
+          <w:tab w:val="num" w:pos="5760"/>
+        </w:tabs>
+        <w:ind w:left="5760" w:hanging="360"/>
+      </w:pPr>
+      <w:rPr>
+        <w:rFonts w:ascii="Wingdings" w:hAnsi="Wingdings" w:hint="default"/>
+        <w:sz w:val="20"/>
+      </w:rPr>
+    </w:lvl>
+    <w:lvl w:ilvl="8" w:tentative="1">
+      <w:start w:val="1"/>
+      <w:numFmt w:val="bullet"/>
+      <w:lvlText w:val=""/>
+      <w:lvlJc w:val="left"/>
+      <w:pPr>
+        <w:tabs>
+          <w:tab w:val="num" w:pos="6480"/>
+        </w:tabs>
+        <w:ind w:left="6480" w:hanging="360"/>
+      </w:pPr>
+      <w:rPr>
+        <w:rFonts w:ascii="Wingdings" w:hAnsi="Wingdings" w:hint="default"/>
+        <w:sz w:val="20"/>
+      </w:rPr>
+    </w:lvl>
+  </w:abstractNum>
+  <w:abstractNum w:abstractNumId="1" w15:restartNumberingAfterBreak="0">
     <w:nsid w:val="16AA3F21"/>
     <w:multiLevelType w:val="multilevel"/>
     <w:tmpl w:val="4E3A761A"/>
@@ -2269,7 +2568,156 @@
       </w:rPr>
     </w:lvl>
   </w:abstractNum>
-  <w:abstractNum w:abstractNumId="1" w15:restartNumberingAfterBreak="0">
+  <w:abstractNum w:abstractNumId="2" w15:restartNumberingAfterBreak="0">
+    <w:nsid w:val="1FB06B11"/>
+    <w:multiLevelType w:val="multilevel"/>
+    <w:tmpl w:val="536EF572"/>
+    <w:lvl w:ilvl="0">
+      <w:start w:val="1"/>
+      <w:numFmt w:val="bullet"/>
+      <w:lvlText w:val=""/>
+      <w:lvlJc w:val="left"/>
+      <w:pPr>
+        <w:tabs>
+          <w:tab w:val="num" w:pos="720"/>
+        </w:tabs>
+        <w:ind w:left="720" w:hanging="360"/>
+      </w:pPr>
+      <w:rPr>
+        <w:rFonts w:ascii="Symbol" w:hAnsi="Symbol" w:hint="default"/>
+        <w:sz w:val="20"/>
+      </w:rPr>
+    </w:lvl>
+    <w:lvl w:ilvl="1" w:tentative="1">
+      <w:start w:val="1"/>
+      <w:numFmt w:val="bullet"/>
+      <w:lvlText w:val="o"/>
+      <w:lvlJc w:val="left"/>
+      <w:pPr>
+        <w:tabs>
+          <w:tab w:val="num" w:pos="1440"/>
+        </w:tabs>
+        <w:ind w:left="1440" w:hanging="360"/>
+      </w:pPr>
+      <w:rPr>
+        <w:rFonts w:ascii="Courier New" w:hAnsi="Courier New" w:hint="default"/>
+        <w:sz w:val="20"/>
+      </w:rPr>
+    </w:lvl>
+    <w:lvl w:ilvl="2" w:tentative="1">
+      <w:start w:val="1"/>
+      <w:numFmt w:val="bullet"/>
+      <w:lvlText w:val=""/>
+      <w:lvlJc w:val="left"/>
+      <w:pPr>
+        <w:tabs>
+          <w:tab w:val="num" w:pos="2160"/>
+        </w:tabs>
+        <w:ind w:left="2160" w:hanging="360"/>
+      </w:pPr>
+      <w:rPr>
+        <w:rFonts w:ascii="Wingdings" w:hAnsi="Wingdings" w:hint="default"/>
+        <w:sz w:val="20"/>
+      </w:rPr>
+    </w:lvl>
+    <w:lvl w:ilvl="3" w:tentative="1">
+      <w:start w:val="1"/>
+      <w:numFmt w:val="bullet"/>
+      <w:lvlText w:val=""/>
+      <w:lvlJc w:val="left"/>
+      <w:pPr>
+        <w:tabs>
+          <w:tab w:val="num" w:pos="2880"/>
+        </w:tabs>
+        <w:ind w:left="2880" w:hanging="360"/>
+      </w:pPr>
+      <w:rPr>
+        <w:rFonts w:ascii="Wingdings" w:hAnsi="Wingdings" w:hint="default"/>
+        <w:sz w:val="20"/>
+      </w:rPr>
+    </w:lvl>
+    <w:lvl w:ilvl="4" w:tentative="1">
+      <w:start w:val="1"/>
+      <w:numFmt w:val="bullet"/>
+      <w:lvlText w:val=""/>
+      <w:lvlJc w:val="left"/>
+      <w:pPr>
+        <w:tabs>
+          <w:tab w:val="num" w:pos="3600"/>
+        </w:tabs>
+        <w:ind w:left="3600" w:hanging="360"/>
+      </w:pPr>
+      <w:rPr>
+        <w:rFonts w:ascii="Wingdings" w:hAnsi="Wingdings" w:hint="default"/>
+        <w:sz w:val="20"/>
+      </w:rPr>
+    </w:lvl>
+    <w:lvl w:ilvl="5" w:tentative="1">
+      <w:start w:val="1"/>
+      <w:numFmt w:val="bullet"/>
+      <w:lvlText w:val=""/>
+      <w:lvlJc w:val="left"/>
+      <w:pPr>
+        <w:tabs>
+          <w:tab w:val="num" w:pos="4320"/>
+        </w:tabs>
+        <w:ind w:left="4320" w:hanging="360"/>
+      </w:pPr>
+      <w:rPr>
+        <w:rFonts w:ascii="Wingdings" w:hAnsi="Wingdings" w:hint="default"/>
+        <w:sz w:val="20"/>
+      </w:rPr>
+    </w:lvl>
+    <w:lvl w:ilvl="6" w:tentative="1">
+      <w:start w:val="1"/>
+      <w:numFmt w:val="bullet"/>
+      <w:lvlText w:val=""/>
+      <w:lvlJc w:val="left"/>
+      <w:pPr>
+        <w:tabs>
+          <w:tab w:val="num" w:pos="5040"/>
+        </w:tabs>
+        <w:ind w:left="5040" w:hanging="360"/>
+      </w:pPr>
+      <w:rPr>
+        <w:rFonts w:ascii="Wingdings" w:hAnsi="Wingdings" w:hint="default"/>
+        <w:sz w:val="20"/>
+      </w:rPr>
+    </w:lvl>
+    <w:lvl w:ilvl="7" w:tentative="1">
+      <w:start w:val="1"/>
+      <w:numFmt w:val="bullet"/>
+      <w:lvlText w:val=""/>
+      <w:lvlJc w:val="left"/>
+      <w:pPr>
+        <w:tabs>
+          <w:tab w:val="num" w:pos="5760"/>
+        </w:tabs>
+        <w:ind w:left="5760" w:hanging="360"/>
+      </w:pPr>
+      <w:rPr>
+        <w:rFonts w:ascii="Wingdings" w:hAnsi="Wingdings" w:hint="default"/>
+        <w:sz w:val="20"/>
+      </w:rPr>
+    </w:lvl>
+    <w:lvl w:ilvl="8" w:tentative="1">
+      <w:start w:val="1"/>
+      <w:numFmt w:val="bullet"/>
+      <w:lvlText w:val=""/>
+      <w:lvlJc w:val="left"/>
+      <w:pPr>
+        <w:tabs>
+          <w:tab w:val="num" w:pos="6480"/>
+        </w:tabs>
+        <w:ind w:left="6480" w:hanging="360"/>
+      </w:pPr>
+      <w:rPr>
+        <w:rFonts w:ascii="Wingdings" w:hAnsi="Wingdings" w:hint="default"/>
+        <w:sz w:val="20"/>
+      </w:rPr>
+    </w:lvl>
+  </w:abstractNum>
+  <w:abstractNum w:abstractNumId="3" w15:restartNumberingAfterBreak="0">
     <w:nsid w:val="22DE448F"/>
     <w:multiLevelType w:val="multilevel"/>
     <w:tmpl w:val="B91047FE"/>
@@ -2418,7 +2866,7 @@
       </w:rPr>
     </w:lvl>
   </w:abstractNum>
-  <w:abstractNum w:abstractNumId="2" w15:restartNumberingAfterBreak="0">
+  <w:abstractNum w:abstractNumId="4" w15:restartNumberingAfterBreak="0">
     <w:nsid w:val="2C36491A"/>
     <w:multiLevelType w:val="multilevel"/>
     <w:tmpl w:val="73C61606"/>
@@ -2568,7 +3016,7 @@
       </w:rPr>
     </w:lvl>
   </w:abstractNum>
-  <w:abstractNum w:abstractNumId="3" w15:restartNumberingAfterBreak="0">
+  <w:abstractNum w:abstractNumId="5" w15:restartNumberingAfterBreak="0">
     <w:nsid w:val="2C376FE9"/>
     <w:multiLevelType w:val="multilevel"/>
     <w:tmpl w:val="31B8D192"/>
@@ -2717,7 +3165,7 @@
       </w:rPr>
     </w:lvl>
   </w:abstractNum>
-  <w:abstractNum w:abstractNumId="4" w15:restartNumberingAfterBreak="0">
+  <w:abstractNum w:abstractNumId="6" w15:restartNumberingAfterBreak="0">
     <w:nsid w:val="34167B9A"/>
     <w:multiLevelType w:val="multilevel"/>
     <w:tmpl w:val="13E6DAA8"/>
@@ -2866,7 +3314,156 @@
       </w:rPr>
     </w:lvl>
   </w:abstractNum>
-  <w:abstractNum w:abstractNumId="5" w15:restartNumberingAfterBreak="0">
+  <w:abstractNum w:abstractNumId="7" w15:restartNumberingAfterBreak="0">
+    <w:nsid w:val="34253072"/>
+    <w:multiLevelType w:val="multilevel"/>
+    <w:tmpl w:val="9674664A"/>
+    <w:lvl w:ilvl="0">
+      <w:start w:val="1"/>
+      <w:numFmt w:val="bullet"/>
+      <w:lvlText w:val=""/>
+      <w:lvlJc w:val="left"/>
+      <w:pPr>
+        <w:tabs>
+          <w:tab w:val="num" w:pos="720"/>
+        </w:tabs>
+        <w:ind w:left="720" w:hanging="360"/>
+      </w:pPr>
+      <w:rPr>
+        <w:rFonts w:ascii="Symbol" w:hAnsi="Symbol" w:hint="default"/>
+        <w:sz w:val="20"/>
+      </w:rPr>
+    </w:lvl>
+    <w:lvl w:ilvl="1" w:tentative="1">
+      <w:start w:val="1"/>
+      <w:numFmt w:val="bullet"/>
+      <w:lvlText w:val="o"/>
+      <w:lvlJc w:val="left"/>
+      <w:pPr>
+        <w:tabs>
+          <w:tab w:val="num" w:pos="1440"/>
+        </w:tabs>
+        <w:ind w:left="1440" w:hanging="360"/>
+      </w:pPr>
+      <w:rPr>
+        <w:rFonts w:ascii="Courier New" w:hAnsi="Courier New" w:hint="default"/>
+        <w:sz w:val="20"/>
+      </w:rPr>
+    </w:lvl>
+    <w:lvl w:ilvl="2" w:tentative="1">
+      <w:start w:val="1"/>
+      <w:numFmt w:val="bullet"/>
+      <w:lvlText w:val=""/>
+      <w:lvlJc w:val="left"/>
+      <w:pPr>
+        <w:tabs>
+          <w:tab w:val="num" w:pos="2160"/>
+        </w:tabs>
+        <w:ind w:left="2160" w:hanging="360"/>
+      </w:pPr>
+      <w:rPr>
+        <w:rFonts w:ascii="Wingdings" w:hAnsi="Wingdings" w:hint="default"/>
+        <w:sz w:val="20"/>
+      </w:rPr>
+    </w:lvl>
+    <w:lvl w:ilvl="3" w:tentative="1">
+      <w:start w:val="1"/>
+      <w:numFmt w:val="bullet"/>
+      <w:lvlText w:val=""/>
+      <w:lvlJc w:val="left"/>
+      <w:pPr>
+        <w:tabs>
+          <w:tab w:val="num" w:pos="2880"/>
+        </w:tabs>
+        <w:ind w:left="2880" w:hanging="360"/>
+      </w:pPr>
+      <w:rPr>
+        <w:rFonts w:ascii="Wingdings" w:hAnsi="Wingdings" w:hint="default"/>
+        <w:sz w:val="20"/>
+      </w:rPr>
+    </w:lvl>
+    <w:lvl w:ilvl="4" w:tentative="1">
+      <w:start w:val="1"/>
+      <w:numFmt w:val="bullet"/>
+      <w:lvlText w:val=""/>
+      <w:lvlJc w:val="left"/>
+      <w:pPr>
+        <w:tabs>
+          <w:tab w:val="num" w:pos="3600"/>
+        </w:tabs>
+        <w:ind w:left="3600" w:hanging="360"/>
+      </w:pPr>
+      <w:rPr>
+        <w:rFonts w:ascii="Wingdings" w:hAnsi="Wingdings" w:hint="default"/>
+        <w:sz w:val="20"/>
+      </w:rPr>
+    </w:lvl>
+    <w:lvl w:ilvl="5" w:tentative="1">
+      <w:start w:val="1"/>
+      <w:numFmt w:val="bullet"/>
+      <w:lvlText w:val=""/>
+      <w:lvlJc w:val="left"/>
+      <w:pPr>
+        <w:tabs>
+          <w:tab w:val="num" w:pos="4320"/>
+        </w:tabs>
+        <w:ind w:left="4320" w:hanging="360"/>
+      </w:pPr>
+      <w:rPr>
+        <w:rFonts w:ascii="Wingdings" w:hAnsi="Wingdings" w:hint="default"/>
+        <w:sz w:val="20"/>
+      </w:rPr>
+    </w:lvl>
+    <w:lvl w:ilvl="6" w:tentative="1">
+      <w:start w:val="1"/>
+      <w:numFmt w:val="bullet"/>
+      <w:lvlText w:val=""/>
+      <w:lvlJc w:val="left"/>
+      <w:pPr>
+        <w:tabs>
+          <w:tab w:val="num" w:pos="5040"/>
+        </w:tabs>
+        <w:ind w:left="5040" w:hanging="360"/>
+      </w:pPr>
+      <w:rPr>
+        <w:rFonts w:ascii="Wingdings" w:hAnsi="Wingdings" w:hint="default"/>
+        <w:sz w:val="20"/>
+      </w:rPr>
+    </w:lvl>
+    <w:lvl w:ilvl="7" w:tentative="1">
+      <w:start w:val="1"/>
+      <w:numFmt w:val="bullet"/>
+      <w:lvlText w:val=""/>
+      <w:lvlJc w:val="left"/>
+      <w:pPr>
+        <w:tabs>
+          <w:tab w:val="num" w:pos="5760"/>
+        </w:tabs>
+        <w:ind w:left="5760" w:hanging="360"/>
+      </w:pPr>
+      <w:rPr>
+        <w:rFonts w:ascii="Wingdings" w:hAnsi="Wingdings" w:hint="default"/>
+        <w:sz w:val="20"/>
+      </w:rPr>
+    </w:lvl>
+    <w:lvl w:ilvl="8" w:tentative="1">
+      <w:start w:val="1"/>
+      <w:numFmt w:val="bullet"/>
+      <w:lvlText w:val=""/>
+      <w:lvlJc w:val="left"/>
+      <w:pPr>
+        <w:tabs>
+          <w:tab w:val="num" w:pos="6480"/>
+        </w:tabs>
+        <w:ind w:left="6480" w:hanging="360"/>
+      </w:pPr>
+      <w:rPr>
+        <w:rFonts w:ascii="Wingdings" w:hAnsi="Wingdings" w:hint="default"/>
+        <w:sz w:val="20"/>
+      </w:rPr>
+    </w:lvl>
+  </w:abstractNum>
+  <w:abstractNum w:abstractNumId="8" w15:restartNumberingAfterBreak="0">
     <w:nsid w:val="45936137"/>
     <w:multiLevelType w:val="multilevel"/>
     <w:tmpl w:val="72F212AC"/>
@@ -3015,7 +3612,454 @@
       </w:rPr>
     </w:lvl>
   </w:abstractNum>
-  <w:abstractNum w:abstractNumId="6" w15:restartNumberingAfterBreak="0">
+  <w:abstractNum w:abstractNumId="9" w15:restartNumberingAfterBreak="0">
+    <w:nsid w:val="50F8771F"/>
+    <w:multiLevelType w:val="multilevel"/>
+    <w:tmpl w:val="45D8DEFC"/>
+    <w:lvl w:ilvl="0">
+      <w:start w:val="1"/>
+      <w:numFmt w:val="bullet"/>
+      <w:lvlText w:val=""/>
+      <w:lvlJc w:val="left"/>
+      <w:pPr>
+        <w:tabs>
+          <w:tab w:val="num" w:pos="720"/>
+        </w:tabs>
+        <w:ind w:left="720" w:hanging="360"/>
+      </w:pPr>
+      <w:rPr>
+        <w:rFonts w:ascii="Symbol" w:hAnsi="Symbol" w:hint="default"/>
+        <w:sz w:val="20"/>
+      </w:rPr>
+    </w:lvl>
+    <w:lvl w:ilvl="1" w:tentative="1">
+      <w:start w:val="1"/>
+      <w:numFmt w:val="bullet"/>
+      <w:lvlText w:val="o"/>
+      <w:lvlJc w:val="left"/>
+      <w:pPr>
+        <w:tabs>
+          <w:tab w:val="num" w:pos="1440"/>
+        </w:tabs>
+        <w:ind w:left="1440" w:hanging="360"/>
+      </w:pPr>
+      <w:rPr>
+        <w:rFonts w:ascii="Courier New" w:hAnsi="Courier New" w:hint="default"/>
+        <w:sz w:val="20"/>
+      </w:rPr>
+    </w:lvl>
+    <w:lvl w:ilvl="2" w:tentative="1">
+      <w:start w:val="1"/>
+      <w:numFmt w:val="bullet"/>
+      <w:lvlText w:val=""/>
+      <w:lvlJc w:val="left"/>
+      <w:pPr>
+        <w:tabs>
+          <w:tab w:val="num" w:pos="2160"/>
+        </w:tabs>
+        <w:ind w:left="2160" w:hanging="360"/>
+      </w:pPr>
+      <w:rPr>
+        <w:rFonts w:ascii="Wingdings" w:hAnsi="Wingdings" w:hint="default"/>
+        <w:sz w:val="20"/>
+      </w:rPr>
+    </w:lvl>
+    <w:lvl w:ilvl="3" w:tentative="1">
+      <w:start w:val="1"/>
+      <w:numFmt w:val="bullet"/>
+      <w:lvlText w:val=""/>
+      <w:lvlJc w:val="left"/>
+      <w:pPr>
+        <w:tabs>
+          <w:tab w:val="num" w:pos="2880"/>
+        </w:tabs>
+        <w:ind w:left="2880" w:hanging="360"/>
+      </w:pPr>
+      <w:rPr>
+        <w:rFonts w:ascii="Wingdings" w:hAnsi="Wingdings" w:hint="default"/>
+        <w:sz w:val="20"/>
+      </w:rPr>
+    </w:lvl>
+    <w:lvl w:ilvl="4" w:tentative="1">
+      <w:start w:val="1"/>
+      <w:numFmt w:val="bullet"/>
+      <w:lvlText w:val=""/>
+      <w:lvlJc w:val="left"/>
+      <w:pPr>
+        <w:tabs>
+          <w:tab w:val="num" w:pos="3600"/>
+        </w:tabs>
+        <w:ind w:left="3600" w:hanging="360"/>
+      </w:pPr>
+      <w:rPr>
+        <w:rFonts w:ascii="Wingdings" w:hAnsi="Wingdings" w:hint="default"/>
+        <w:sz w:val="20"/>
+      </w:rPr>
+    </w:lvl>
+    <w:lvl w:ilvl="5" w:tentative="1">
+      <w:start w:val="1"/>
+      <w:numFmt w:val="bullet"/>
+      <w:lvlText w:val=""/>
+      <w:lvlJc w:val="left"/>
+      <w:pPr>
+        <w:tabs>
+          <w:tab w:val="num" w:pos="4320"/>
+        </w:tabs>
+        <w:ind w:left="4320" w:hanging="360"/>
+      </w:pPr>
+      <w:rPr>
+        <w:rFonts w:ascii="Wingdings" w:hAnsi="Wingdings" w:hint="default"/>
+        <w:sz w:val="20"/>
+      </w:rPr>
+    </w:lvl>
+    <w:lvl w:ilvl="6" w:tentative="1">
+      <w:start w:val="1"/>
+      <w:numFmt w:val="bullet"/>
+      <w:lvlText w:val=""/>
+      <w:lvlJc w:val="left"/>
+      <w:pPr>
+        <w:tabs>
+          <w:tab w:val="num" w:pos="5040"/>
+        </w:tabs>
+        <w:ind w:left="5040" w:hanging="360"/>
+      </w:pPr>
+      <w:rPr>
+        <w:rFonts w:ascii="Wingdings" w:hAnsi="Wingdings" w:hint="default"/>
+        <w:sz w:val="20"/>
+      </w:rPr>
+    </w:lvl>
+    <w:lvl w:ilvl="7" w:tentative="1">
+      <w:start w:val="1"/>
+      <w:numFmt w:val="bullet"/>
+      <w:lvlText w:val=""/>
+      <w:lvlJc w:val="left"/>
+      <w:pPr>
+        <w:tabs>
+          <w:tab w:val="num" w:pos="5760"/>
+        </w:tabs>
+        <w:ind w:left="5760" w:hanging="360"/>
+      </w:pPr>
+      <w:rPr>
+        <w:rFonts w:ascii="Wingdings" w:hAnsi="Wingdings" w:hint="default"/>
+        <w:sz w:val="20"/>
+      </w:rPr>
+    </w:lvl>
+    <w:lvl w:ilvl="8" w:tentative="1">
+      <w:start w:val="1"/>
+      <w:numFmt w:val="bullet"/>
+      <w:lvlText w:val=""/>
+      <w:lvlJc w:val="left"/>
+      <w:pPr>
+        <w:tabs>
+          <w:tab w:val="num" w:pos="6480"/>
+        </w:tabs>
+        <w:ind w:left="6480" w:hanging="360"/>
+      </w:pPr>
+      <w:rPr>
+        <w:rFonts w:ascii="Wingdings" w:hAnsi="Wingdings" w:hint="default"/>
+        <w:sz w:val="20"/>
+      </w:rPr>
+    </w:lvl>
+  </w:abstractNum>
+  <w:abstractNum w:abstractNumId="10" w15:restartNumberingAfterBreak="0">
+    <w:nsid w:val="542A16E3"/>
+    <w:multiLevelType w:val="multilevel"/>
+    <w:tmpl w:val="9162D4CE"/>
+    <w:lvl w:ilvl="0">
+      <w:start w:val="1"/>
+      <w:numFmt w:val="bullet"/>
+      <w:lvlText w:val=""/>
+      <w:lvlJc w:val="left"/>
+      <w:pPr>
+        <w:tabs>
+          <w:tab w:val="num" w:pos="720"/>
+        </w:tabs>
+        <w:ind w:left="720" w:hanging="360"/>
+      </w:pPr>
+      <w:rPr>
+        <w:rFonts w:ascii="Symbol" w:hAnsi="Symbol" w:hint="default"/>
+        <w:sz w:val="20"/>
+      </w:rPr>
+    </w:lvl>
+    <w:lvl w:ilvl="1" w:tentative="1">
+      <w:start w:val="1"/>
+      <w:numFmt w:val="bullet"/>
+      <w:lvlText w:val="o"/>
+      <w:lvlJc w:val="left"/>
+      <w:pPr>
+        <w:tabs>
+          <w:tab w:val="num" w:pos="1440"/>
+        </w:tabs>
+        <w:ind w:left="1440" w:hanging="360"/>
+      </w:pPr>
+      <w:rPr>
+        <w:rFonts w:ascii="Courier New" w:hAnsi="Courier New" w:hint="default"/>
+        <w:sz w:val="20"/>
+      </w:rPr>
+    </w:lvl>
+    <w:lvl w:ilvl="2" w:tentative="1">
+      <w:start w:val="1"/>
+      <w:numFmt w:val="bullet"/>
+      <w:lvlText w:val=""/>
+      <w:lvlJc w:val="left"/>
+      <w:pPr>
+        <w:tabs>
+          <w:tab w:val="num" w:pos="2160"/>
+        </w:tabs>
+        <w:ind w:left="2160" w:hanging="360"/>
+      </w:pPr>
+      <w:rPr>
+        <w:rFonts w:ascii="Wingdings" w:hAnsi="Wingdings" w:hint="default"/>
+        <w:sz w:val="20"/>
+      </w:rPr>
+    </w:lvl>
+    <w:lvl w:ilvl="3" w:tentative="1">
+      <w:start w:val="1"/>
+      <w:numFmt w:val="bullet"/>
+      <w:lvlText w:val=""/>
+      <w:lvlJc w:val="left"/>
+      <w:pPr>
+        <w:tabs>
+          <w:tab w:val="num" w:pos="2880"/>
+        </w:tabs>
+        <w:ind w:left="2880" w:hanging="360"/>
+      </w:pPr>
+      <w:rPr>
+        <w:rFonts w:ascii="Wingdings" w:hAnsi="Wingdings" w:hint="default"/>
+        <w:sz w:val="20"/>
+      </w:rPr>
+    </w:lvl>
+    <w:lvl w:ilvl="4" w:tentative="1">
+      <w:start w:val="1"/>
+      <w:numFmt w:val="bullet"/>
+      <w:lvlText w:val=""/>
+      <w:lvlJc w:val="left"/>
+      <w:pPr>
+        <w:tabs>
+          <w:tab w:val="num" w:pos="3600"/>
+        </w:tabs>
+        <w:ind w:left="3600" w:hanging="360"/>
+      </w:pPr>
+      <w:rPr>
+        <w:rFonts w:ascii="Wingdings" w:hAnsi="Wingdings" w:hint="default"/>
+        <w:sz w:val="20"/>
+      </w:rPr>
+    </w:lvl>
+    <w:lvl w:ilvl="5" w:tentative="1">
+      <w:start w:val="1"/>
+      <w:numFmt w:val="bullet"/>
+      <w:lvlText w:val=""/>
+      <w:lvlJc w:val="left"/>
+      <w:pPr>
+        <w:tabs>
+          <w:tab w:val="num" w:pos="4320"/>
+        </w:tabs>
+        <w:ind w:left="4320" w:hanging="360"/>
+      </w:pPr>
+      <w:rPr>
+        <w:rFonts w:ascii="Wingdings" w:hAnsi="Wingdings" w:hint="default"/>
+        <w:sz w:val="20"/>
+      </w:rPr>
+    </w:lvl>
+    <w:lvl w:ilvl="6" w:tentative="1">
+      <w:start w:val="1"/>
+      <w:numFmt w:val="bullet"/>
+      <w:lvlText w:val=""/>
+      <w:lvlJc w:val="left"/>
+      <w:pPr>
+        <w:tabs>
+          <w:tab w:val="num" w:pos="5040"/>
+        </w:tabs>
+        <w:ind w:left="5040" w:hanging="360"/>
+      </w:pPr>
+      <w:rPr>
+        <w:rFonts w:ascii="Wingdings" w:hAnsi="Wingdings" w:hint="default"/>
+        <w:sz w:val="20"/>
+      </w:rPr>
+    </w:lvl>
+    <w:lvl w:ilvl="7" w:tentative="1">
+      <w:start w:val="1"/>
+      <w:numFmt w:val="bullet"/>
+      <w:lvlText w:val=""/>
+      <w:lvlJc w:val="left"/>
+      <w:pPr>
+        <w:tabs>
+          <w:tab w:val="num" w:pos="5760"/>
+        </w:tabs>
+        <w:ind w:left="5760" w:hanging="360"/>
+      </w:pPr>
+      <w:rPr>
+        <w:rFonts w:ascii="Wingdings" w:hAnsi="Wingdings" w:hint="default"/>
+        <w:sz w:val="20"/>
+      </w:rPr>
+    </w:lvl>
+    <w:lvl w:ilvl="8" w:tentative="1">
+      <w:start w:val="1"/>
+      <w:numFmt w:val="bullet"/>
+      <w:lvlText w:val=""/>
+      <w:lvlJc w:val="left"/>
+      <w:pPr>
+        <w:tabs>
+          <w:tab w:val="num" w:pos="6480"/>
+        </w:tabs>
+        <w:ind w:left="6480" w:hanging="360"/>
+      </w:pPr>
+      <w:rPr>
+        <w:rFonts w:ascii="Wingdings" w:hAnsi="Wingdings" w:hint="default"/>
+        <w:sz w:val="20"/>
+      </w:rPr>
+    </w:lvl>
+  </w:abstractNum>
+  <w:abstractNum w:abstractNumId="11" w15:restartNumberingAfterBreak="0">
+    <w:nsid w:val="58C41863"/>
+    <w:multiLevelType w:val="multilevel"/>
+    <w:tmpl w:val="6BDA02B6"/>
+    <w:lvl w:ilvl="0">
+      <w:start w:val="1"/>
+      <w:numFmt w:val="bullet"/>
+      <w:lvlText w:val=""/>
+      <w:lvlJc w:val="left"/>
+      <w:pPr>
+        <w:tabs>
+          <w:tab w:val="num" w:pos="720"/>
+        </w:tabs>
+        <w:ind w:left="720" w:hanging="360"/>
+      </w:pPr>
+      <w:rPr>
+        <w:rFonts w:ascii="Symbol" w:hAnsi="Symbol" w:hint="default"/>
+        <w:sz w:val="20"/>
+      </w:rPr>
+    </w:lvl>
+    <w:lvl w:ilvl="1" w:tentative="1">
+      <w:start w:val="1"/>
+      <w:numFmt w:val="bullet"/>
+      <w:lvlText w:val="o"/>
+      <w:lvlJc w:val="left"/>
+      <w:pPr>
+        <w:tabs>
+          <w:tab w:val="num" w:pos="1440"/>
+        </w:tabs>
+        <w:ind w:left="1440" w:hanging="360"/>
+      </w:pPr>
+      <w:rPr>
+        <w:rFonts w:ascii="Courier New" w:hAnsi="Courier New" w:hint="default"/>
+        <w:sz w:val="20"/>
+      </w:rPr>
+    </w:lvl>
+    <w:lvl w:ilvl="2" w:tentative="1">
+      <w:start w:val="1"/>
+      <w:numFmt w:val="bullet"/>
+      <w:lvlText w:val=""/>
+      <w:lvlJc w:val="left"/>
+      <w:pPr>
+        <w:tabs>
+          <w:tab w:val="num" w:pos="2160"/>
+        </w:tabs>
+        <w:ind w:left="2160" w:hanging="360"/>
+      </w:pPr>
+      <w:rPr>
+        <w:rFonts w:ascii="Wingdings" w:hAnsi="Wingdings" w:hint="default"/>
+        <w:sz w:val="20"/>
+      </w:rPr>
+    </w:lvl>
+    <w:lvl w:ilvl="3" w:tentative="1">
+      <w:start w:val="1"/>
+      <w:numFmt w:val="bullet"/>
+      <w:lvlText w:val=""/>
+      <w:lvlJc w:val="left"/>
+      <w:pPr>
+        <w:tabs>
+          <w:tab w:val="num" w:pos="2880"/>
+        </w:tabs>
+        <w:ind w:left="2880" w:hanging="360"/>
+      </w:pPr>
+      <w:rPr>
+        <w:rFonts w:ascii="Wingdings" w:hAnsi="Wingdings" w:hint="default"/>
+        <w:sz w:val="20"/>
+      </w:rPr>
+    </w:lvl>
+    <w:lvl w:ilvl="4" w:tentative="1">
+      <w:start w:val="1"/>
+      <w:numFmt w:val="bullet"/>
+      <w:lvlText w:val=""/>
+      <w:lvlJc w:val="left"/>
+      <w:pPr>
+        <w:tabs>
+          <w:tab w:val="num" w:pos="3600"/>
+        </w:tabs>
+        <w:ind w:left="3600" w:hanging="360"/>
+      </w:pPr>
+      <w:rPr>
+        <w:rFonts w:ascii="Wingdings" w:hAnsi="Wingdings" w:hint="default"/>
+        <w:sz w:val="20"/>
+      </w:rPr>
+    </w:lvl>
+    <w:lvl w:ilvl="5" w:tentative="1">
+      <w:start w:val="1"/>
+      <w:numFmt w:val="bullet"/>
+      <w:lvlText w:val=""/>
+      <w:lvlJc w:val="left"/>
+      <w:pPr>
+        <w:tabs>
+          <w:tab w:val="num" w:pos="4320"/>
+        </w:tabs>
+        <w:ind w:left="4320" w:hanging="360"/>
+      </w:pPr>
+      <w:rPr>
+        <w:rFonts w:ascii="Wingdings" w:hAnsi="Wingdings" w:hint="default"/>
+        <w:sz w:val="20"/>
+      </w:rPr>
+    </w:lvl>
+    <w:lvl w:ilvl="6" w:tentative="1">
+      <w:start w:val="1"/>
+      <w:numFmt w:val="bullet"/>
+      <w:lvlText w:val=""/>
+      <w:lvlJc w:val="left"/>
+      <w:pPr>
+        <w:tabs>
+          <w:tab w:val="num" w:pos="5040"/>
+        </w:tabs>
+        <w:ind w:left="5040" w:hanging="360"/>
+      </w:pPr>
+      <w:rPr>
+        <w:rFonts w:ascii="Wingdings" w:hAnsi="Wingdings" w:hint="default"/>
+        <w:sz w:val="20"/>
+      </w:rPr>
+    </w:lvl>
+    <w:lvl w:ilvl="7" w:tentative="1">
+      <w:start w:val="1"/>
+      <w:numFmt w:val="bullet"/>
+      <w:lvlText w:val=""/>
+      <w:lvlJc w:val="left"/>
+      <w:pPr>
+        <w:tabs>
+          <w:tab w:val="num" w:pos="5760"/>
+        </w:tabs>
+        <w:ind w:left="5760" w:hanging="360"/>
+      </w:pPr>
+      <w:rPr>
+        <w:rFonts w:ascii="Wingdings" w:hAnsi="Wingdings" w:hint="default"/>
+        <w:sz w:val="20"/>
+      </w:rPr>
+    </w:lvl>
+    <w:lvl w:ilvl="8" w:tentative="1">
+      <w:start w:val="1"/>
+      <w:numFmt w:val="bullet"/>
+      <w:lvlText w:val=""/>
+      <w:lvlJc w:val="left"/>
+      <w:pPr>
+        <w:tabs>
+          <w:tab w:val="num" w:pos="6480"/>
+        </w:tabs>
+        <w:ind w:left="6480" w:hanging="360"/>
+      </w:pPr>
+      <w:rPr>
+        <w:rFonts w:ascii="Wingdings" w:hAnsi="Wingdings" w:hint="default"/>
+        <w:sz w:val="20"/>
+      </w:rPr>
+    </w:lvl>
+  </w:abstractNum>
+  <w:abstractNum w:abstractNumId="12" w15:restartNumberingAfterBreak="0">
     <w:nsid w:val="62F50B0B"/>
     <w:multiLevelType w:val="multilevel"/>
     <w:tmpl w:val="94A88D1E"/>
@@ -3164,7 +4208,7 @@
       </w:rPr>
     </w:lvl>
   </w:abstractNum>
-  <w:abstractNum w:abstractNumId="7" w15:restartNumberingAfterBreak="0">
+  <w:abstractNum w:abstractNumId="13" w15:restartNumberingAfterBreak="0">
     <w:nsid w:val="76847C60"/>
     <w:multiLevelType w:val="multilevel"/>
     <w:tmpl w:val="9D148AEE"/>
@@ -3313,7 +4357,7 @@
       </w:rPr>
     </w:lvl>
   </w:abstractNum>
-  <w:abstractNum w:abstractNumId="8" w15:restartNumberingAfterBreak="0">
+  <w:abstractNum w:abstractNumId="14" w15:restartNumberingAfterBreak="0">
     <w:nsid w:val="7C5A55EC"/>
     <w:multiLevelType w:val="multilevel"/>
     <w:tmpl w:val="209420BE"/>
@@ -3463,31 +4507,49 @@
     </w:lvl>
   </w:abstractNum>
   <w:num w:numId="1" w16cid:durableId="874199355">
+    <w:abstractNumId w:val="4"/>
+  </w:num>
+  <w:num w:numId="2" w16cid:durableId="525412382">
+    <w:abstractNumId w:val="13"/>
+  </w:num>
+  <w:num w:numId="3" w16cid:durableId="2144955152">
+    <w:abstractNumId w:val="6"/>
+  </w:num>
+  <w:num w:numId="4" w16cid:durableId="250550923">
+    <w:abstractNumId w:val="12"/>
+  </w:num>
+  <w:num w:numId="5" w16cid:durableId="435292832">
+    <w:abstractNumId w:val="3"/>
+  </w:num>
+  <w:num w:numId="6" w16cid:durableId="1082414660">
+    <w:abstractNumId w:val="14"/>
+  </w:num>
+  <w:num w:numId="7" w16cid:durableId="564220248">
+    <w:abstractNumId w:val="5"/>
+  </w:num>
+  <w:num w:numId="8" w16cid:durableId="524490674">
+    <w:abstractNumId w:val="1"/>
+  </w:num>
+  <w:num w:numId="9" w16cid:durableId="1359232349">
+    <w:abstractNumId w:val="8"/>
+  </w:num>
+  <w:num w:numId="10" w16cid:durableId="1143812264">
+    <w:abstractNumId w:val="7"/>
+  </w:num>
+  <w:num w:numId="11" w16cid:durableId="1804805636">
     <w:abstractNumId w:val="2"/>
   </w:num>
-  <w:num w:numId="2" w16cid:durableId="525412382">
-    <w:abstractNumId w:val="7"/>
+  <w:num w:numId="12" w16cid:durableId="143552480">
+    <w:abstractNumId w:val="9"/>
   </w:num>
-  <w:num w:numId="3" w16cid:durableId="2144955152">
-    <w:abstractNumId w:val="4"/>
+  <w:num w:numId="13" w16cid:durableId="666714938">
+    <w:abstractNumId w:val="11"/>
   </w:num>
-  <w:num w:numId="4" w16cid:durableId="250550923">
-    <w:abstractNumId w:val="6"/>
+  <w:num w:numId="14" w16cid:durableId="1222447425">
+    <w:abstractNumId w:val="10"/>
   </w:num>
-  <w:num w:numId="5" w16cid:durableId="435292832">
-    <w:abstractNumId w:val="1"/>
-  </w:num>
-  <w:num w:numId="6" w16cid:durableId="1082414660">
-    <w:abstractNumId w:val="8"/>
-  </w:num>
-  <w:num w:numId="7" w16cid:durableId="564220248">
-    <w:abstractNumId w:val="3"/>
-  </w:num>
-  <w:num w:numId="8" w16cid:durableId="524490674">
+  <w:num w:numId="15" w16cid:durableId="1392271187">
     <w:abstractNumId w:val="0"/>
-  </w:num>
-  <w:num w:numId="9" w16cid:durableId="1359232349">
-    <w:abstractNumId w:val="5"/>
   </w:num>
   <w:numIdMacAtCleanup w:val="7"/>
 </w:numbering>
@@ -3893,7 +4955,7 @@
   <w:style w:type="paragraph" w:default="1" w:styleId="Normal">
     <w:name w:val="Normal"/>
     <w:qFormat/>
-    <w:rsid w:val="00A46784"/>
+    <w:rsid w:val="00697B8C"/>
     <w:pPr>
       <w:spacing w:after="80" w:line="240" w:lineRule="atLeast"/>
     </w:pPr>
